--- a/Kofon_Chatbot_Engineering_Manual.docx
+++ b/Kofon_Chatbot_Engineering_Manual.docx
@@ -163,7 +163,7 @@
     </w:p>
     <w:p>
       <w:r>
-        <w:t>If you are new to the project, read Chapter 1 (Architecture) first; it is the map that makes every later chapter make sense. If you are here to perform a specific task — add a product, add a language, swap the CRM — jump to Chapter 20 (Maintenance Cookbook), which cross-references the detailed chapters.</w:t>
+        <w:t>If you are new to the project, read Chapter 1 (Architecture) first; it is the map that makes every later chapter make sense. If you are here to perform a specific task — add a product, add a language, swap the CRM — jump to Chapter 21 (Maintenance Cookbook), which cross-references the detailed chapters.</w:t>
       </w:r>
     </w:p>
     <w:p>
@@ -8581,7 +8581,1824 @@
         <w:pStyle w:val="Heading1"/>
       </w:pPr>
       <w:r>
-        <w:t>17. Seed content and the loaders</w:t>
+        <w:t>17. The admin console</w:t>
+      </w:r>
+    </w:p>
+    <w:p>
+      <w:pPr>
+        <w:spacing w:after="160"/>
+      </w:pPr>
+      <w:r>
+        <w:rPr>
+          <w:rFonts w:ascii="Consolas" w:hAnsi="Consolas"/>
+          <w:b/>
+          <w:color w:val="132178"/>
+          <w:sz w:val="18"/>
+        </w:rPr>
+        <w:t>■  app/admin/  ·  app/routers/admin.py · admin_api.py · admin_spa.py  ·  app/admin/static/  ·  app/agent/agent_settings.py</w:t>
+      </w:r>
+    </w:p>
+    <w:p>
+      <w:r>
+        <w:t xml:space="preserve">The admin console is the operator-facing web app at </w:t>
+      </w:r>
+      <w:r>
+        <w:rPr>
+          <w:rFonts w:ascii="Consolas" w:hAnsi="Consolas"/>
+          <w:color w:val="8A1C5C"/>
+          <w:sz w:val="19"/>
+        </w:rPr>
+        <w:t>/admin</w:t>
+      </w:r>
+      <w:r>
+        <w:t xml:space="preserve"> — entirely separate from the customer widget. It is where staff watch conversations, edit the catalog and knowledge base, review answer quality, work the lead pipeline, and tune the bot. Like every </w:t>
+      </w:r>
+      <w:r>
+        <w:rPr>
+          <w:rFonts w:ascii="Consolas" w:hAnsi="Consolas"/>
+          <w:color w:val="8A1C5C"/>
+          <w:sz w:val="19"/>
+        </w:rPr>
+        <w:t>/api/*</w:t>
+      </w:r>
+      <w:r>
+        <w:t xml:space="preserve"> route, its routers are mounted </w:t>
+      </w:r>
+      <w:r>
+        <w:rPr>
+          <w:b/>
+        </w:rPr>
+        <w:t>before</w:t>
+      </w:r>
+      <w:r>
+        <w:t xml:space="preserve"> the catch-all </w:t>
+      </w:r>
+      <w:r>
+        <w:rPr>
+          <w:rFonts w:ascii="Consolas" w:hAnsi="Consolas"/>
+          <w:color w:val="8A1C5C"/>
+          <w:sz w:val="19"/>
+        </w:rPr>
+        <w:t>widget/</w:t>
+      </w:r>
+      <w:r>
+        <w:t xml:space="preserve"> static mount, and it has its own static directory served at </w:t>
+      </w:r>
+      <w:r>
+        <w:rPr>
+          <w:rFonts w:ascii="Consolas" w:hAnsi="Consolas"/>
+          <w:color w:val="8A1C5C"/>
+          <w:sz w:val="19"/>
+        </w:rPr>
+        <w:t>/admin/static</w:t>
+      </w:r>
+      <w:r>
+        <w:t>.</w:t>
+      </w:r>
+    </w:p>
+    <w:p>
+      <w:r>
+        <w:t xml:space="preserve">It is a </w:t>
+      </w:r>
+      <w:r>
+        <w:rPr>
+          <w:b/>
+        </w:rPr>
+        <w:t>hybrid</w:t>
+      </w:r>
+      <w:r>
+        <w:t xml:space="preserve"> of two cooperating surfaces behind one login. The primary one is a single-page console (the SPA, </w:t>
+      </w:r>
+      <w:r>
+        <w:rPr>
+          <w:rFonts w:ascii="Consolas" w:hAnsi="Consolas"/>
+          <w:color w:val="8A1C5C"/>
+          <w:sz w:val="19"/>
+        </w:rPr>
+        <w:t>app/admin/static/app.js</w:t>
+      </w:r>
+      <w:r>
+        <w:t xml:space="preserve">) served at </w:t>
+      </w:r>
+      <w:r>
+        <w:rPr>
+          <w:rFonts w:ascii="Consolas" w:hAnsi="Consolas"/>
+          <w:color w:val="8A1C5C"/>
+          <w:sz w:val="19"/>
+        </w:rPr>
+        <w:t>/admin</w:t>
+      </w:r>
+      <w:r>
+        <w:t xml:space="preserve">. The second is a set of </w:t>
+      </w:r>
+      <w:r>
+        <w:rPr>
+          <w:b/>
+        </w:rPr>
+        <w:t>server-rendered</w:t>
+      </w:r>
+      <w:r>
+        <w:t xml:space="preserve"> pages for the things that write to the database directly — the content-CRUD registry at </w:t>
+      </w:r>
+      <w:r>
+        <w:rPr>
+          <w:rFonts w:ascii="Consolas" w:hAnsi="Consolas"/>
+          <w:color w:val="8A1C5C"/>
+          <w:sz w:val="19"/>
+        </w:rPr>
+        <w:t>/admin/content/*</w:t>
+      </w:r>
+      <w:r>
+        <w:t>, plus users, routing, audit, and backups. They share auth, permissions, and the notification bus.</w:t>
+      </w:r>
+    </w:p>
+    <w:p>
+      <w:pPr>
+        <w:pStyle w:val="Heading2"/>
+      </w:pPr>
+      <w:r>
+        <w:t>Authentication, sessions, and RBAC</w:t>
+      </w:r>
+    </w:p>
+    <w:p>
+      <w:r>
+        <w:rPr>
+          <w:rFonts w:ascii="Consolas" w:hAnsi="Consolas"/>
+          <w:color w:val="8A1C5C"/>
+          <w:sz w:val="19"/>
+        </w:rPr>
+        <w:t>app/models/admin.py</w:t>
+      </w:r>
+      <w:r>
+        <w:t xml:space="preserve"> defines four tables: </w:t>
+      </w:r>
+      <w:r>
+        <w:rPr>
+          <w:rFonts w:ascii="Consolas" w:hAnsi="Consolas"/>
+          <w:color w:val="8A1C5C"/>
+          <w:sz w:val="19"/>
+        </w:rPr>
+        <w:t>admin_users</w:t>
+      </w:r>
+      <w:r>
+        <w:t xml:space="preserve"> (email + bcrypt hash + role + active flag), </w:t>
+      </w:r>
+      <w:r>
+        <w:rPr>
+          <w:rFonts w:ascii="Consolas" w:hAnsi="Consolas"/>
+          <w:color w:val="8A1C5C"/>
+          <w:sz w:val="19"/>
+        </w:rPr>
+        <w:t>admin_sessions</w:t>
+      </w:r>
+      <w:r>
+        <w:t xml:space="preserve"> (a SHA-256-hashed cookie token with an expiry and a per-session CSRF token), </w:t>
+      </w:r>
+      <w:r>
+        <w:rPr>
+          <w:rFonts w:ascii="Consolas" w:hAnsi="Consolas"/>
+          <w:color w:val="8A1C5C"/>
+          <w:sz w:val="19"/>
+        </w:rPr>
+        <w:t>admin_audit_log</w:t>
+      </w:r>
+      <w:r>
+        <w:t xml:space="preserve"> (append-only record of who changed what), and </w:t>
+      </w:r>
+      <w:r>
+        <w:rPr>
+          <w:rFonts w:ascii="Consolas" w:hAnsi="Consolas"/>
+          <w:color w:val="8A1C5C"/>
+          <w:sz w:val="19"/>
+        </w:rPr>
+        <w:t>notifications</w:t>
+      </w:r>
+      <w:r>
+        <w:t xml:space="preserve"> (the durable sell/handoff feed). </w:t>
+      </w:r>
+      <w:r>
+        <w:rPr>
+          <w:rFonts w:ascii="Consolas" w:hAnsi="Consolas"/>
+          <w:color w:val="8A1C5C"/>
+          <w:sz w:val="19"/>
+        </w:rPr>
+        <w:t>app/admin/security.py</w:t>
+      </w:r>
+      <w:r>
+        <w:t xml:space="preserve"> owns the policy: password hashing/verification, session creation, and the </w:t>
+      </w:r>
+      <w:r>
+        <w:rPr>
+          <w:b/>
+        </w:rPr>
+        <w:t>role → permission</w:t>
+      </w:r>
+      <w:r>
+        <w:t xml:space="preserve"> map.</w:t>
+      </w:r>
+    </w:p>
+    <w:tbl>
+      <w:tblPr>
+        <w:tblStyle w:val="LightGrid-Accent1"/>
+        <w:tblW w:type="auto" w:w="0"/>
+        <w:jc w:val="center"/>
+        <w:tblLook w:firstColumn="1" w:firstRow="1" w:lastColumn="0" w:lastRow="0" w:noHBand="0" w:noVBand="1" w:val="04A0"/>
+      </w:tblPr>
+      <w:tblGrid>
+        <w:gridCol w:w="4320"/>
+        <w:gridCol w:w="4320"/>
+      </w:tblGrid>
+      <w:tr>
+        <w:tc>
+          <w:tcPr>
+            <w:tcW w:type="dxa" w:w="4320"/>
+          </w:tcPr>
+          <w:p>
+            <w:r>
+              <w:rPr>
+                <w:b/>
+              </w:rPr>
+              <w:t>Role</w:t>
+            </w:r>
+          </w:p>
+        </w:tc>
+        <w:tc>
+          <w:tcPr>
+            <w:tcW w:type="dxa" w:w="4320"/>
+          </w:tcPr>
+          <w:p>
+            <w:r>
+              <w:rPr>
+                <w:b/>
+              </w:rPr>
+              <w:t>Permissions</w:t>
+            </w:r>
+          </w:p>
+        </w:tc>
+      </w:tr>
+      <w:tr>
+        <w:tc>
+          <w:tcPr>
+            <w:tcW w:type="dxa" w:w="4320"/>
+          </w:tcPr>
+          <w:p>
+            <w:r>
+              <w:rPr>
+                <w:rFonts w:ascii="Consolas" w:hAnsi="Consolas"/>
+                <w:color w:val="8A1C5C"/>
+                <w:sz w:val="19"/>
+              </w:rPr>
+              <w:t>superadmin</w:t>
+            </w:r>
+          </w:p>
+        </w:tc>
+        <w:tc>
+          <w:tcPr>
+            <w:tcW w:type="dxa" w:w="4320"/>
+          </w:tcPr>
+          <w:p>
+            <w:r>
+              <w:t xml:space="preserve">Everything (the </w:t>
+            </w:r>
+            <w:r>
+              <w:rPr>
+                <w:rFonts w:ascii="Consolas" w:hAnsi="Consolas"/>
+                <w:color w:val="8A1C5C"/>
+                <w:sz w:val="19"/>
+              </w:rPr>
+              <w:t>*</w:t>
+            </w:r>
+            <w:r>
+              <w:t xml:space="preserve"> wildcard). The first account, created by bootstrap.</w:t>
+            </w:r>
+          </w:p>
+        </w:tc>
+      </w:tr>
+      <w:tr>
+        <w:tc>
+          <w:tcPr>
+            <w:tcW w:type="dxa" w:w="4320"/>
+          </w:tcPr>
+          <w:p>
+            <w:r>
+              <w:rPr>
+                <w:rFonts w:ascii="Consolas" w:hAnsi="Consolas"/>
+                <w:color w:val="8A1C5C"/>
+                <w:sz w:val="19"/>
+              </w:rPr>
+              <w:t>editor</w:t>
+            </w:r>
+          </w:p>
+        </w:tc>
+        <w:tc>
+          <w:tcPr>
+            <w:tcW w:type="dxa" w:w="4320"/>
+          </w:tcPr>
+          <w:p>
+            <w:r>
+              <w:t>content.read/write, routing.write, conversations.read, notifications.read, settings.write, export.run.</w:t>
+            </w:r>
+          </w:p>
+        </w:tc>
+      </w:tr>
+      <w:tr>
+        <w:tc>
+          <w:tcPr>
+            <w:tcW w:type="dxa" w:w="4320"/>
+          </w:tcPr>
+          <w:p>
+            <w:r>
+              <w:rPr>
+                <w:rFonts w:ascii="Consolas" w:hAnsi="Consolas"/>
+                <w:color w:val="8A1C5C"/>
+                <w:sz w:val="19"/>
+              </w:rPr>
+              <w:t>sales</w:t>
+            </w:r>
+          </w:p>
+        </w:tc>
+        <w:tc>
+          <w:tcPr>
+            <w:tcW w:type="dxa" w:w="4320"/>
+          </w:tcPr>
+          <w:p>
+            <w:r>
+              <w:t>content.read, conversations.read, notifications.read.</w:t>
+            </w:r>
+          </w:p>
+        </w:tc>
+      </w:tr>
+      <w:tr>
+        <w:tc>
+          <w:tcPr>
+            <w:tcW w:type="dxa" w:w="4320"/>
+          </w:tcPr>
+          <w:p>
+            <w:r>
+              <w:rPr>
+                <w:rFonts w:ascii="Consolas" w:hAnsi="Consolas"/>
+                <w:color w:val="8A1C5C"/>
+                <w:sz w:val="19"/>
+              </w:rPr>
+              <w:t>viewer</w:t>
+            </w:r>
+          </w:p>
+        </w:tc>
+        <w:tc>
+          <w:tcPr>
+            <w:tcW w:type="dxa" w:w="4320"/>
+          </w:tcPr>
+          <w:p>
+            <w:r>
+              <w:t>content.read, conversations.read, notifications.read (read-only).</w:t>
+            </w:r>
+          </w:p>
+        </w:tc>
+      </w:tr>
+    </w:tbl>
+    <w:p>
+      <w:pPr>
+        <w:spacing w:after="40"/>
+      </w:pPr>
+    </w:p>
+    <w:p>
+      <w:r>
+        <w:t>Permission strings are coarse capabilities (</w:t>
+      </w:r>
+      <w:r>
+        <w:rPr>
+          <w:rFonts w:ascii="Consolas" w:hAnsi="Consolas"/>
+          <w:color w:val="8A1C5C"/>
+          <w:sz w:val="19"/>
+        </w:rPr>
+        <w:t>content.write</w:t>
+      </w:r>
+      <w:r>
+        <w:t xml:space="preserve">, </w:t>
+      </w:r>
+      <w:r>
+        <w:rPr>
+          <w:rFonts w:ascii="Consolas" w:hAnsi="Consolas"/>
+          <w:color w:val="8A1C5C"/>
+          <w:sz w:val="19"/>
+        </w:rPr>
+        <w:t>conversations.read</w:t>
+      </w:r>
+      <w:r>
+        <w:t xml:space="preserve">, </w:t>
+      </w:r>
+      <w:r>
+        <w:rPr>
+          <w:rFonts w:ascii="Consolas" w:hAnsi="Consolas"/>
+          <w:color w:val="8A1C5C"/>
+          <w:sz w:val="19"/>
+        </w:rPr>
+        <w:t>settings.write</w:t>
+      </w:r>
+      <w:r>
+        <w:t xml:space="preserve">, </w:t>
+      </w:r>
+      <w:r>
+        <w:rPr>
+          <w:rFonts w:ascii="Consolas" w:hAnsi="Consolas"/>
+          <w:color w:val="8A1C5C"/>
+          <w:sz w:val="19"/>
+        </w:rPr>
+        <w:t>users.manage</w:t>
+      </w:r>
+      <w:r>
+        <w:t xml:space="preserve">, </w:t>
+      </w:r>
+      <w:r>
+        <w:rPr>
+          <w:rFonts w:ascii="Consolas" w:hAnsi="Consolas"/>
+          <w:color w:val="8A1C5C"/>
+          <w:sz w:val="19"/>
+        </w:rPr>
+        <w:t>backup.run</w:t>
+      </w:r>
+      <w:r>
+        <w:t xml:space="preserve">, </w:t>
+      </w:r>
+      <w:r>
+        <w:rPr>
+          <w:rFonts w:ascii="Consolas" w:hAnsi="Consolas"/>
+          <w:color w:val="8A1C5C"/>
+          <w:sz w:val="19"/>
+        </w:rPr>
+        <w:t>restart.run</w:t>
+      </w:r>
+      <w:r>
+        <w:t xml:space="preserve">, …) listed in </w:t>
+      </w:r>
+      <w:r>
+        <w:rPr>
+          <w:rFonts w:ascii="Consolas" w:hAnsi="Consolas"/>
+          <w:color w:val="8A1C5C"/>
+          <w:sz w:val="19"/>
+        </w:rPr>
+        <w:t>PERMISSIONS_ALL</w:t>
+      </w:r>
+      <w:r>
+        <w:t xml:space="preserve">. </w:t>
+      </w:r>
+      <w:r>
+        <w:rPr>
+          <w:rFonts w:ascii="Consolas" w:hAnsi="Consolas"/>
+          <w:color w:val="8A1C5C"/>
+          <w:sz w:val="19"/>
+        </w:rPr>
+        <w:t>app/admin/deps.py</w:t>
+      </w:r>
+      <w:r>
+        <w:t xml:space="preserve"> turns them into FastAPI dependencies: </w:t>
+      </w:r>
+      <w:r>
+        <w:rPr>
+          <w:rFonts w:ascii="Consolas" w:hAnsi="Consolas"/>
+          <w:color w:val="8A1C5C"/>
+          <w:sz w:val="19"/>
+        </w:rPr>
+        <w:t>require_admin</w:t>
+      </w:r>
+      <w:r>
+        <w:t xml:space="preserve"> resolves the session cookie into an </w:t>
+      </w:r>
+      <w:r>
+        <w:rPr>
+          <w:rFonts w:ascii="Consolas" w:hAnsi="Consolas"/>
+          <w:color w:val="8A1C5C"/>
+          <w:sz w:val="19"/>
+        </w:rPr>
+        <w:t>AdminContext</w:t>
+      </w:r>
+      <w:r>
+        <w:t xml:space="preserve"> (or 401s), </w:t>
+      </w:r>
+      <w:r>
+        <w:rPr>
+          <w:rFonts w:ascii="Consolas" w:hAnsi="Consolas"/>
+          <w:color w:val="8A1C5C"/>
+          <w:sz w:val="19"/>
+        </w:rPr>
+        <w:t>require_perm("x")</w:t>
+      </w:r>
+      <w:r>
+        <w:t xml:space="preserve"> adds a capability check, and </w:t>
+      </w:r>
+      <w:r>
+        <w:rPr>
+          <w:rFonts w:ascii="Consolas" w:hAnsi="Consolas"/>
+          <w:color w:val="8A1C5C"/>
+          <w:sz w:val="19"/>
+        </w:rPr>
+        <w:t>require_csrf</w:t>
+      </w:r>
+      <w:r>
+        <w:t xml:space="preserve"> guards every write by matching the submitted token (form field </w:t>
+      </w:r>
+      <w:r>
+        <w:rPr>
+          <w:rFonts w:ascii="Consolas" w:hAnsi="Consolas"/>
+          <w:color w:val="8A1C5C"/>
+          <w:sz w:val="19"/>
+        </w:rPr>
+        <w:t>csrf_token</w:t>
+      </w:r>
+      <w:r>
+        <w:t xml:space="preserve"> or </w:t>
+      </w:r>
+      <w:r>
+        <w:rPr>
+          <w:rFonts w:ascii="Consolas" w:hAnsi="Consolas"/>
+          <w:color w:val="8A1C5C"/>
+          <w:sz w:val="19"/>
+        </w:rPr>
+        <w:t>X-CSRF-Token</w:t>
+      </w:r>
+      <w:r>
+        <w:t xml:space="preserve"> header) against the session. </w:t>
+      </w:r>
+      <w:r>
+        <w:rPr>
+          <w:rFonts w:ascii="Consolas" w:hAnsi="Consolas"/>
+          <w:color w:val="8A1C5C"/>
+          <w:sz w:val="19"/>
+        </w:rPr>
+        <w:t>AdminContext.can()</w:t>
+      </w:r>
+      <w:r>
+        <w:t xml:space="preserve"> is the same check the SPA uses to show/hide nav. </w:t>
+      </w:r>
+      <w:r>
+        <w:rPr>
+          <w:b/>
+        </w:rPr>
+        <w:t>To add a permission</w:t>
+      </w:r>
+      <w:r>
+        <w:t xml:space="preserve">, extend </w:t>
+      </w:r>
+      <w:r>
+        <w:rPr>
+          <w:rFonts w:ascii="Consolas" w:hAnsi="Consolas"/>
+          <w:color w:val="8A1C5C"/>
+          <w:sz w:val="19"/>
+        </w:rPr>
+        <w:t>PERMISSIONS_ALL</w:t>
+      </w:r>
+      <w:r>
+        <w:t xml:space="preserve"> and the relevant role bundles, then gate the endpoint and the nav entry.</w:t>
+      </w:r>
+    </w:p>
+    <w:p>
+      <w:r>
+        <w:rPr>
+          <w:rFonts w:ascii="Consolas" w:hAnsi="Consolas"/>
+          <w:color w:val="8A1C5C"/>
+          <w:sz w:val="19"/>
+        </w:rPr>
+        <w:t>app/admin/bootstrap.py</w:t>
+      </w:r>
+      <w:r>
+        <w:t xml:space="preserve"> creates the first </w:t>
+      </w:r>
+      <w:r>
+        <w:rPr>
+          <w:rFonts w:ascii="Consolas" w:hAnsi="Consolas"/>
+          <w:color w:val="8A1C5C"/>
+          <w:sz w:val="19"/>
+        </w:rPr>
+        <w:t>superadmin</w:t>
+      </w:r>
+      <w:r>
+        <w:t xml:space="preserve"> from </w:t>
+      </w:r>
+      <w:r>
+        <w:rPr>
+          <w:rFonts w:ascii="Consolas" w:hAnsi="Consolas"/>
+          <w:color w:val="8A1C5C"/>
+          <w:sz w:val="19"/>
+        </w:rPr>
+        <w:t>ADMIN_BOOTSTRAP_EMAIL</w:t>
+      </w:r>
+      <w:r>
+        <w:t xml:space="preserve"> / </w:t>
+      </w:r>
+      <w:r>
+        <w:rPr>
+          <w:rFonts w:ascii="Consolas" w:hAnsi="Consolas"/>
+          <w:color w:val="8A1C5C"/>
+          <w:sz w:val="19"/>
+        </w:rPr>
+        <w:t>ADMIN_BOOTSTRAP_PASSWORD</w:t>
+      </w:r>
+      <w:r>
+        <w:t xml:space="preserve"> (or </w:t>
+      </w:r>
+      <w:r>
+        <w:rPr>
+          <w:rFonts w:ascii="Consolas" w:hAnsi="Consolas"/>
+          <w:color w:val="8A1C5C"/>
+          <w:sz w:val="19"/>
+        </w:rPr>
+        <w:t>--email/--password</w:t>
+      </w:r>
+      <w:r>
+        <w:t xml:space="preserve">). It is idempotent — a no-op once any admin exists — and </w:t>
+      </w:r>
+      <w:r>
+        <w:rPr>
+          <w:rFonts w:ascii="Consolas" w:hAnsi="Consolas"/>
+          <w:color w:val="8A1C5C"/>
+          <w:sz w:val="19"/>
+        </w:rPr>
+        <w:t>deploy.sh</w:t>
+      </w:r>
+      <w:r>
+        <w:t xml:space="preserve"> runs it after migrations. Login itself has a small in-memory rate-limiter in </w:t>
+      </w:r>
+      <w:r>
+        <w:rPr>
+          <w:rFonts w:ascii="Consolas" w:hAnsi="Consolas"/>
+          <w:color w:val="8A1C5C"/>
+          <w:sz w:val="19"/>
+        </w:rPr>
+        <w:t>admin.py</w:t>
+      </w:r>
+      <w:r>
+        <w:t xml:space="preserve">. </w:t>
+      </w:r>
+      <w:r>
+        <w:rPr>
+          <w:b/>
+        </w:rPr>
+        <w:t>Set `ADMIN_COOKIE_SECURE=true` in production</w:t>
+      </w:r>
+      <w:r>
+        <w:t xml:space="preserve"> (behind HTTPS), or the session cookie won't survive.</w:t>
+      </w:r>
+    </w:p>
+    <w:p>
+      <w:pPr>
+        <w:pStyle w:val="Heading2"/>
+      </w:pPr>
+      <w:r>
+        <w:t>The three routers</w:t>
+      </w:r>
+    </w:p>
+    <w:tbl>
+      <w:tblPr>
+        <w:tblStyle w:val="LightGrid-Accent1"/>
+        <w:tblW w:type="auto" w:w="0"/>
+        <w:jc w:val="center"/>
+        <w:tblLook w:firstColumn="1" w:firstRow="1" w:lastColumn="0" w:lastRow="0" w:noHBand="0" w:noVBand="1" w:val="04A0"/>
+      </w:tblPr>
+      <w:tblGrid>
+        <w:gridCol w:w="4320"/>
+        <w:gridCol w:w="4320"/>
+      </w:tblGrid>
+      <w:tr>
+        <w:tc>
+          <w:tcPr>
+            <w:tcW w:type="dxa" w:w="4320"/>
+          </w:tcPr>
+          <w:p>
+            <w:r>
+              <w:rPr>
+                <w:b/>
+              </w:rPr>
+              <w:t>Router</w:t>
+            </w:r>
+          </w:p>
+        </w:tc>
+        <w:tc>
+          <w:tcPr>
+            <w:tcW w:type="dxa" w:w="4320"/>
+          </w:tcPr>
+          <w:p>
+            <w:r>
+              <w:rPr>
+                <w:b/>
+              </w:rPr>
+              <w:t>Responsibility</w:t>
+            </w:r>
+          </w:p>
+        </w:tc>
+      </w:tr>
+      <w:tr>
+        <w:tc>
+          <w:tcPr>
+            <w:tcW w:type="dxa" w:w="4320"/>
+          </w:tcPr>
+          <w:p>
+            <w:r>
+              <w:rPr>
+                <w:rFonts w:ascii="Consolas" w:hAnsi="Consolas"/>
+                <w:color w:val="8A1C5C"/>
+                <w:sz w:val="19"/>
+              </w:rPr>
+              <w:t>app/routers/admin.py</w:t>
+            </w:r>
+          </w:p>
+        </w:tc>
+        <w:tc>
+          <w:tcPr>
+            <w:tcW w:type="dxa" w:w="4320"/>
+          </w:tcPr>
+          <w:p>
+            <w:r>
+              <w:t xml:space="preserve">Server-rendered </w:t>
+            </w:r>
+            <w:r>
+              <w:rPr>
+                <w:b/>
+              </w:rPr>
+              <w:t>pages</w:t>
+            </w:r>
+            <w:r>
+              <w:t xml:space="preserve">: login/logout, the SPA shell at </w:t>
+            </w:r>
+            <w:r>
+              <w:rPr>
+                <w:rFonts w:ascii="Consolas" w:hAnsi="Consolas"/>
+                <w:color w:val="8A1C5C"/>
+                <w:sz w:val="19"/>
+              </w:rPr>
+              <w:t>/admin</w:t>
+            </w:r>
+            <w:r>
+              <w:t xml:space="preserve"> (renders </w:t>
+            </w:r>
+            <w:r>
+              <w:rPr>
+                <w:rFonts w:ascii="Consolas" w:hAnsi="Consolas"/>
+                <w:color w:val="8A1C5C"/>
+                <w:sz w:val="19"/>
+              </w:rPr>
+              <w:t>app.html</w:t>
+            </w:r>
+            <w:r>
+              <w:t>), notifications, the content registry pages, users, routing editor, audit, backups.</w:t>
+            </w:r>
+          </w:p>
+        </w:tc>
+      </w:tr>
+      <w:tr>
+        <w:tc>
+          <w:tcPr>
+            <w:tcW w:type="dxa" w:w="4320"/>
+          </w:tcPr>
+          <w:p>
+            <w:r>
+              <w:rPr>
+                <w:rFonts w:ascii="Consolas" w:hAnsi="Consolas"/>
+                <w:color w:val="8A1C5C"/>
+                <w:sz w:val="19"/>
+              </w:rPr>
+              <w:t>app/routers/admin_api.py</w:t>
+            </w:r>
+          </w:p>
+        </w:tc>
+        <w:tc>
+          <w:tcPr>
+            <w:tcW w:type="dxa" w:w="4320"/>
+          </w:tcPr>
+          <w:p>
+            <w:r>
+              <w:rPr>
+                <w:b/>
+              </w:rPr>
+              <w:t>Writes</w:t>
+            </w:r>
+            <w:r>
+              <w:t xml:space="preserve">, SSE, downloads: content save/delete, user create/toggle, notification ack, backup create, restart. Every write requires a permission </w:t>
+            </w:r>
+            <w:r>
+              <w:rPr>
+                <w:b/>
+              </w:rPr>
+              <w:t>and</w:t>
+            </w:r>
+            <w:r>
+              <w:t xml:space="preserve"> a CSRF token, then 303-redirects back (or re-renders the form with an error). Also hosts the notification SSE stream.</w:t>
+            </w:r>
+          </w:p>
+        </w:tc>
+      </w:tr>
+      <w:tr>
+        <w:tc>
+          <w:tcPr>
+            <w:tcW w:type="dxa" w:w="4320"/>
+          </w:tcPr>
+          <w:p>
+            <w:r>
+              <w:rPr>
+                <w:rFonts w:ascii="Consolas" w:hAnsi="Consolas"/>
+                <w:color w:val="8A1C5C"/>
+                <w:sz w:val="19"/>
+              </w:rPr>
+              <w:t>app/routers/admin_spa.py</w:t>
+            </w:r>
+          </w:p>
+        </w:tc>
+        <w:tc>
+          <w:tcPr>
+            <w:tcW w:type="dxa" w:w="4320"/>
+          </w:tcPr>
+          <w:p>
+            <w:r>
+              <w:t xml:space="preserve">The </w:t>
+            </w:r>
+            <w:r>
+              <w:rPr>
+                <w:b/>
+              </w:rPr>
+              <w:t>JSON API</w:t>
+            </w:r>
+            <w:r>
+              <w:t xml:space="preserve"> the SPA fetches: </w:t>
+            </w:r>
+            <w:r>
+              <w:rPr>
+                <w:rFonts w:ascii="Consolas" w:hAnsi="Consolas"/>
+                <w:color w:val="8A1C5C"/>
+                <w:sz w:val="19"/>
+              </w:rPr>
+              <w:t>/me</w:t>
+            </w:r>
+            <w:r>
+              <w:t xml:space="preserve"> (identity + permissions + CSRF), dashboard counts, conversations list/detail, products, KB, leads, users, audit, and agent-settings. Reads require </w:t>
+            </w:r>
+            <w:r>
+              <w:rPr>
+                <w:rFonts w:ascii="Consolas" w:hAnsi="Consolas"/>
+                <w:color w:val="8A1C5C"/>
+                <w:sz w:val="19"/>
+              </w:rPr>
+              <w:t>require_admin</w:t>
+            </w:r>
+            <w:r>
+              <w:t xml:space="preserve"> plus the relevant permission.</w:t>
+            </w:r>
+          </w:p>
+        </w:tc>
+      </w:tr>
+    </w:tbl>
+    <w:p>
+      <w:pPr>
+        <w:spacing w:after="40"/>
+      </w:pPr>
+    </w:p>
+    <w:p>
+      <w:pPr>
+        <w:pStyle w:val="Heading2"/>
+      </w:pPr>
+      <w:r>
+        <w:t>The content-CRUD registry — “edit the DB without code”</w:t>
+      </w:r>
+    </w:p>
+    <w:p>
+      <w:r>
+        <w:rPr>
+          <w:rFonts w:ascii="Consolas" w:hAnsi="Consolas"/>
+          <w:color w:val="8A1C5C"/>
+          <w:sz w:val="19"/>
+        </w:rPr>
+        <w:t>app/admin/registry.py</w:t>
+      </w:r>
+      <w:r>
+        <w:t xml:space="preserve"> is the engine behind the server-rendered </w:t>
+      </w:r>
+      <w:r>
+        <w:rPr>
+          <w:rFonts w:ascii="Consolas" w:hAnsi="Consolas"/>
+          <w:color w:val="8A1C5C"/>
+          <w:sz w:val="19"/>
+        </w:rPr>
+        <w:t>/admin/content/*</w:t>
+      </w:r>
+      <w:r>
+        <w:t xml:space="preserve"> pages. Instead of a hand-written router and template per table, each editable entity is described once as an </w:t>
+      </w:r>
+      <w:r>
+        <w:rPr>
+          <w:rFonts w:ascii="Consolas" w:hAnsi="Consolas"/>
+          <w:color w:val="8A1C5C"/>
+          <w:sz w:val="19"/>
+        </w:rPr>
+        <w:t>EntitySpec</w:t>
+      </w:r>
+      <w:r>
+        <w:t xml:space="preserve"> of </w:t>
+      </w:r>
+      <w:r>
+        <w:rPr>
+          <w:rFonts w:ascii="Consolas" w:hAnsi="Consolas"/>
+          <w:color w:val="8A1C5C"/>
+          <w:sz w:val="19"/>
+        </w:rPr>
+        <w:t>FieldSpec</w:t>
+      </w:r>
+      <w:r>
+        <w:t>s, and two generic templates (</w:t>
+      </w:r>
+      <w:r>
+        <w:rPr>
+          <w:rFonts w:ascii="Consolas" w:hAnsi="Consolas"/>
+          <w:color w:val="8A1C5C"/>
+          <w:sz w:val="19"/>
+        </w:rPr>
+        <w:t>content_list.html</w:t>
+      </w:r>
+      <w:r>
+        <w:t xml:space="preserve">, </w:t>
+      </w:r>
+      <w:r>
+        <w:rPr>
+          <w:rFonts w:ascii="Consolas" w:hAnsi="Consolas"/>
+          <w:color w:val="8A1C5C"/>
+          <w:sz w:val="19"/>
+        </w:rPr>
+        <w:t>content_form.html</w:t>
+      </w:r>
+      <w:r>
+        <w:t xml:space="preserve">) render list/form/save/delete for all of them. It covers the DB-authoritative content: </w:t>
+      </w:r>
+      <w:r>
+        <w:rPr>
+          <w:rFonts w:ascii="Consolas" w:hAnsi="Consolas"/>
+          <w:color w:val="8A1C5C"/>
+          <w:sz w:val="19"/>
+        </w:rPr>
+        <w:t>product_types</w:t>
+      </w:r>
+      <w:r>
+        <w:t xml:space="preserve">, </w:t>
+      </w:r>
+      <w:r>
+        <w:rPr>
+          <w:rFonts w:ascii="Consolas" w:hAnsi="Consolas"/>
+          <w:color w:val="8A1C5C"/>
+          <w:sz w:val="19"/>
+        </w:rPr>
+        <w:t>products</w:t>
+      </w:r>
+      <w:r>
+        <w:t xml:space="preserve">, </w:t>
+      </w:r>
+      <w:r>
+        <w:rPr>
+          <w:rFonts w:ascii="Consolas" w:hAnsi="Consolas"/>
+          <w:color w:val="8A1C5C"/>
+          <w:sz w:val="19"/>
+        </w:rPr>
+        <w:t>problem_types</w:t>
+      </w:r>
+      <w:r>
+        <w:t xml:space="preserve">, </w:t>
+      </w:r>
+      <w:r>
+        <w:rPr>
+          <w:rFonts w:ascii="Consolas" w:hAnsi="Consolas"/>
+          <w:color w:val="8A1C5C"/>
+          <w:sz w:val="19"/>
+        </w:rPr>
+        <w:t>solutions</w:t>
+      </w:r>
+      <w:r>
+        <w:t xml:space="preserve">, </w:t>
+      </w:r>
+      <w:r>
+        <w:rPr>
+          <w:rFonts w:ascii="Consolas" w:hAnsi="Consolas"/>
+          <w:color w:val="8A1C5C"/>
+          <w:sz w:val="19"/>
+        </w:rPr>
+        <w:t>use_cases</w:t>
+      </w:r>
+      <w:r>
+        <w:t xml:space="preserve">, </w:t>
+      </w:r>
+      <w:r>
+        <w:rPr>
+          <w:rFonts w:ascii="Consolas" w:hAnsi="Consolas"/>
+          <w:color w:val="8A1C5C"/>
+          <w:sz w:val="19"/>
+        </w:rPr>
+        <w:t>use_case_product_types</w:t>
+      </w:r>
+      <w:r>
+        <w:t xml:space="preserve">, and </w:t>
+      </w:r>
+      <w:r>
+        <w:rPr>
+          <w:rFonts w:ascii="Consolas" w:hAnsi="Consolas"/>
+          <w:color w:val="8A1C5C"/>
+          <w:sz w:val="19"/>
+        </w:rPr>
+        <w:t>main_conversation_types</w:t>
+      </w:r>
+      <w:r>
+        <w:t xml:space="preserve">. Saving a product, product type, or problem type </w:t>
+      </w:r>
+      <w:r>
+        <w:rPr>
+          <w:b/>
+        </w:rPr>
+        <w:t>refreshes that row's embedding</w:t>
+      </w:r>
+      <w:r>
+        <w:t xml:space="preserve"> (hash-keyed, so it's cheap and idempotent), keeping vector search in step with edits. </w:t>
+      </w:r>
+      <w:r>
+        <w:rPr>
+          <w:rFonts w:ascii="Consolas" w:hAnsi="Consolas"/>
+          <w:color w:val="8A1C5C"/>
+          <w:sz w:val="19"/>
+        </w:rPr>
+        <w:t>templating.py</w:t>
+      </w:r>
+      <w:r>
+        <w:t xml:space="preserve"> holds the shared Jinja environment and the </w:t>
+      </w:r>
+      <w:r>
+        <w:rPr>
+          <w:rFonts w:ascii="Consolas" w:hAnsi="Consolas"/>
+          <w:color w:val="8A1C5C"/>
+          <w:sz w:val="19"/>
+        </w:rPr>
+        <w:t>NAV</w:t>
+      </w:r>
+      <w:r>
+        <w:t xml:space="preserve"> table (label, URL, required permission).</w:t>
+      </w:r>
+    </w:p>
+    <w:p>
+      <w:pPr>
+        <w:pStyle w:val="Heading2"/>
+      </w:pPr>
+      <w:r>
+        <w:t>The single-page console (app.js)</w:t>
+      </w:r>
+    </w:p>
+    <w:p>
+      <w:r>
+        <w:t xml:space="preserve">The SPA is dependency-free vanilla JS (no build step — the host is in China), a sibling in spirit to the widget. It bootstraps from </w:t>
+      </w:r>
+      <w:r>
+        <w:rPr>
+          <w:rFonts w:ascii="Consolas" w:hAnsi="Consolas"/>
+          <w:color w:val="8A1C5C"/>
+          <w:sz w:val="19"/>
+        </w:rPr>
+        <w:t>GET /admin/api/me</w:t>
+      </w:r>
+      <w:r>
+        <w:t xml:space="preserve">, then renders a permission-gated left nav and one page at a time. Pages: Dashboard, User Conversations, Manual Takeover, Product Management, Knowledge Base, FAQ Management, AI Agent Settings, Customers &amp; Leads, Analytics, Answer Review, User Permissions, System Settings, and Operation Logs. Some are </w:t>
+      </w:r>
+      <w:r>
+        <w:rPr>
+          <w:b/>
+        </w:rPr>
+        <w:t>live</w:t>
+      </w:r>
+      <w:r>
+        <w:t xml:space="preserve"> (backed by an </w:t>
+      </w:r>
+      <w:r>
+        <w:rPr>
+          <w:rFonts w:ascii="Consolas" w:hAnsi="Consolas"/>
+          <w:color w:val="8A1C5C"/>
+          <w:sz w:val="19"/>
+        </w:rPr>
+        <w:t>admin_spa</w:t>
+      </w:r>
+      <w:r>
+        <w:t xml:space="preserve"> endpoint); others are clearly marked </w:t>
+      </w:r>
+      <w:r>
+        <w:rPr>
+          <w:b/>
+        </w:rPr>
+        <w:t>preview</w:t>
+      </w:r>
+      <w:r>
+        <w:t xml:space="preserve"> (sample data behind a banner) until their backend lands. Charts are hand-rolled SVG — a line chart plus bar/pie views with a per-chart toggle, and the AI-resolution donut.</w:t>
+      </w:r>
+    </w:p>
+    <w:p>
+      <w:r>
+        <w:rPr>
+          <w:b/>
+        </w:rPr>
+        <w:t>Client-side i18n is its own system.</w:t>
+      </w:r>
+      <w:r>
+        <w:t xml:space="preserve"> Every page renders in English, then a </w:t>
+      </w:r>
+      <w:r>
+        <w:rPr>
+          <w:rFonts w:ascii="Consolas" w:hAnsi="Consolas"/>
+          <w:color w:val="8A1C5C"/>
+          <w:sz w:val="19"/>
+        </w:rPr>
+        <w:t>localizeDom()</w:t>
+      </w:r>
+      <w:r>
+        <w:t xml:space="preserve"> tree-walker rewrites text nodes through a </w:t>
+      </w:r>
+      <w:r>
+        <w:rPr>
+          <w:rFonts w:ascii="Consolas" w:hAnsi="Consolas"/>
+          <w:color w:val="8A1C5C"/>
+          <w:sz w:val="19"/>
+        </w:rPr>
+        <w:t>zhText</w:t>
+      </w:r>
+      <w:r>
+        <w:t xml:space="preserve"> dictionary (with a </w:t>
+      </w:r>
+      <w:r>
+        <w:rPr>
+          <w:rFonts w:ascii="Consolas" w:hAnsi="Consolas"/>
+          <w:color w:val="8A1C5C"/>
+          <w:sz w:val="19"/>
+        </w:rPr>
+        <w:t>translateLooseText</w:t>
+      </w:r>
+      <w:r>
+        <w:t xml:space="preserve"> pass for number-bearing strings like timestamps, counts, and “Confidence N”), toggled by the EN/中文 button. This is the </w:t>
+      </w:r>
+      <w:r>
+        <w:rPr>
+          <w:b/>
+        </w:rPr>
+        <w:t>third</w:t>
+      </w:r>
+      <w:r>
+        <w:t xml:space="preserve"> translation table in the project, independent of the bot's </w:t>
+      </w:r>
+      <w:r>
+        <w:rPr>
+          <w:rFonts w:ascii="Consolas" w:hAnsi="Consolas"/>
+          <w:color w:val="8A1C5C"/>
+          <w:sz w:val="19"/>
+        </w:rPr>
+        <w:t>app/i18n.py</w:t>
+      </w:r>
+      <w:r>
+        <w:t xml:space="preserve"> (Chapter 4) and the widget's </w:t>
+      </w:r>
+      <w:r>
+        <w:rPr>
+          <w:rFonts w:ascii="Consolas" w:hAnsi="Consolas"/>
+          <w:color w:val="8A1C5C"/>
+          <w:sz w:val="19"/>
+        </w:rPr>
+        <w:t>i18n-extra.js</w:t>
+      </w:r>
+      <w:r>
+        <w:t xml:space="preserve"> (Chapter 16): a new admin string that should appear in Chinese needs an entry here. Content that arrives from the backend (product family names, KB summaries) is translated the same way; the authoritative Chinese for product families also lives in </w:t>
+      </w:r>
+      <w:r>
+        <w:rPr>
+          <w:rFonts w:ascii="Consolas" w:hAnsi="Consolas"/>
+          <w:color w:val="8A1C5C"/>
+          <w:sz w:val="19"/>
+        </w:rPr>
+        <w:t>app/content_i18n.py</w:t>
+      </w:r>
+      <w:r>
+        <w:t>, so keep the two in step.</w:t>
+      </w:r>
+    </w:p>
+    <w:p>
+      <w:pPr>
+        <w:pStyle w:val="Heading2"/>
+      </w:pPr>
+      <w:r>
+        <w:t>Live features: notifications and conversations</w:t>
+      </w:r>
+    </w:p>
+    <w:p>
+      <w:pPr>
+        <w:pStyle w:val="ListBullet"/>
+      </w:pPr>
+      <w:r>
+        <w:rPr>
+          <w:b/>
+        </w:rPr>
+        <w:t>Notification bell (SSE).</w:t>
+      </w:r>
+      <w:r>
+        <w:t xml:space="preserve"> </w:t>
+      </w:r>
+      <w:r>
+        <w:rPr>
+          <w:rFonts w:ascii="Consolas" w:hAnsi="Consolas"/>
+          <w:color w:val="8A1C5C"/>
+          <w:sz w:val="19"/>
+        </w:rPr>
+        <w:t>admin.js</w:t>
+      </w:r>
+      <w:r>
+        <w:t xml:space="preserve"> opens </w:t>
+      </w:r>
+      <w:r>
+        <w:rPr>
+          <w:rFonts w:ascii="Consolas" w:hAnsi="Consolas"/>
+          <w:color w:val="8A1C5C"/>
+          <w:sz w:val="19"/>
+        </w:rPr>
+        <w:t>GET /admin/api/notifications/stream</w:t>
+      </w:r>
+      <w:r>
+        <w:t xml:space="preserve"> and shows unread counts + toasts. The events originate in the side-effect handlers (Chapter 15): </w:t>
+      </w:r>
+      <w:r>
+        <w:rPr>
+          <w:rFonts w:ascii="Consolas" w:hAnsi="Consolas"/>
+          <w:color w:val="8A1C5C"/>
+          <w:sz w:val="19"/>
+        </w:rPr>
+        <w:t>app/admin/notify.py</w:t>
+      </w:r>
+      <w:r>
+        <w:t xml:space="preserve"> stages a durable </w:t>
+      </w:r>
+      <w:r>
+        <w:rPr>
+          <w:rFonts w:ascii="Consolas" w:hAnsi="Consolas"/>
+          <w:color w:val="8A1C5C"/>
+          <w:sz w:val="19"/>
+        </w:rPr>
+        <w:t>notifications</w:t>
+      </w:r>
+      <w:r>
+        <w:t xml:space="preserve"> row inside the handler's transaction and publishes to the in-process </w:t>
+      </w:r>
+      <w:r>
+        <w:rPr>
+          <w:rFonts w:ascii="Consolas" w:hAnsi="Consolas"/>
+          <w:color w:val="8A1C5C"/>
+          <w:sz w:val="19"/>
+        </w:rPr>
+        <w:t>notify_bus</w:t>
+      </w:r>
+      <w:r>
+        <w:t xml:space="preserve"> </w:t>
+      </w:r>
+      <w:r>
+        <w:rPr>
+          <w:b/>
+        </w:rPr>
+        <w:t>after</w:t>
+      </w:r>
+      <w:r>
+        <w:t xml:space="preserve"> commit, so subscribers never see an uncommitted lead. The bus is single-process; the durable table means nothing is lost when no one is watching.</w:t>
+      </w:r>
+    </w:p>
+    <w:p>
+      <w:pPr>
+        <w:pStyle w:val="ListBullet"/>
+      </w:pPr>
+      <w:r>
+        <w:rPr>
+          <w:b/>
+        </w:rPr>
+        <w:t>Live conversations.</w:t>
+      </w:r>
+      <w:r>
+        <w:t xml:space="preserve"> The SPA polls </w:t>
+      </w:r>
+      <w:r>
+        <w:rPr>
+          <w:rFonts w:ascii="Consolas" w:hAnsi="Consolas"/>
+          <w:color w:val="8A1C5C"/>
+          <w:sz w:val="19"/>
+        </w:rPr>
+        <w:t>GET /admin/api/conversations</w:t>
+      </w:r>
+      <w:r>
+        <w:t xml:space="preserve"> every six seconds, re-rendering only when the list actually changes (an id/timestamp/status signature) and never while a field is focused, so new chats and messages appear without a manual refresh. A pulsing “Live” badge marks the view.</w:t>
+      </w:r>
+    </w:p>
+    <w:p>
+      <w:pPr>
+        <w:pStyle w:val="Heading2"/>
+      </w:pPr>
+      <w:r>
+        <w:t>AI Agent Settings → the live agent</w:t>
+      </w:r>
+    </w:p>
+    <w:p>
+      <w:pPr>
+        <w:spacing w:after="160"/>
+      </w:pPr>
+      <w:r>
+        <w:rPr>
+          <w:rFonts w:ascii="Consolas" w:hAnsi="Consolas"/>
+          <w:b/>
+          <w:color w:val="132178"/>
+          <w:sz w:val="18"/>
+        </w:rPr>
+        <w:t>■  app/agent/agent_settings.py</w:t>
+      </w:r>
+    </w:p>
+    <w:p>
+      <w:r>
+        <w:t xml:space="preserve">Most admin pages observe; the </w:t>
+      </w:r>
+      <w:r>
+        <w:rPr>
+          <w:b/>
+        </w:rPr>
+        <w:t>AI Agent Settings</w:t>
+      </w:r>
+      <w:r>
+        <w:t xml:space="preserve"> page changes how the bot behaves. It is backed by a small JSON file (</w:t>
+      </w:r>
+      <w:r>
+        <w:rPr>
+          <w:rFonts w:ascii="Consolas" w:hAnsi="Consolas"/>
+          <w:color w:val="8A1C5C"/>
+          <w:sz w:val="19"/>
+        </w:rPr>
+        <w:t>agent_settings.json</w:t>
+      </w:r>
+      <w:r>
+        <w:t xml:space="preserve">, persisted so it survives restarts without a migration, and captured by backups) holding four knobs: </w:t>
+      </w:r>
+      <w:r>
+        <w:rPr>
+          <w:rFonts w:ascii="Consolas" w:hAnsi="Consolas"/>
+          <w:color w:val="8A1C5C"/>
+          <w:sz w:val="19"/>
+        </w:rPr>
+        <w:t>agent_name</w:t>
+      </w:r>
+      <w:r>
+        <w:t xml:space="preserve">, </w:t>
+      </w:r>
+      <w:r>
+        <w:rPr>
+          <w:rFonts w:ascii="Consolas" w:hAnsi="Consolas"/>
+          <w:color w:val="8A1C5C"/>
+          <w:sz w:val="19"/>
+        </w:rPr>
+        <w:t>enabled_languages</w:t>
+      </w:r>
+      <w:r>
+        <w:t xml:space="preserve">, </w:t>
+      </w:r>
+      <w:r>
+        <w:rPr>
+          <w:rFonts w:ascii="Consolas" w:hAnsi="Consolas"/>
+          <w:color w:val="8A1C5C"/>
+          <w:sz w:val="19"/>
+        </w:rPr>
+        <w:t>auto_create_lead</w:t>
+      </w:r>
+      <w:r>
+        <w:t xml:space="preserve">, and </w:t>
+      </w:r>
+      <w:r>
+        <w:rPr>
+          <w:rFonts w:ascii="Consolas" w:hAnsi="Consolas"/>
+          <w:color w:val="8A1C5C"/>
+          <w:sz w:val="19"/>
+        </w:rPr>
+        <w:t>require_confidence_threshold</w:t>
+      </w:r>
+      <w:r>
+        <w:t xml:space="preserve">. Both halves read the same file via </w:t>
+      </w:r>
+      <w:r>
+        <w:rPr>
+          <w:rFonts w:ascii="Consolas" w:hAnsi="Consolas"/>
+          <w:color w:val="8A1C5C"/>
+          <w:sz w:val="19"/>
+        </w:rPr>
+        <w:t>get_agent_settings()</w:t>
+      </w:r>
+      <w:r>
+        <w:t>:</w:t>
+      </w:r>
+    </w:p>
+    <w:tbl>
+      <w:tblPr>
+        <w:tblStyle w:val="LightGrid-Accent1"/>
+        <w:tblW w:type="auto" w:w="0"/>
+        <w:jc w:val="center"/>
+        <w:tblLook w:firstColumn="1" w:firstRow="1" w:lastColumn="0" w:lastRow="0" w:noHBand="0" w:noVBand="1" w:val="04A0"/>
+      </w:tblPr>
+      <w:tblGrid>
+        <w:gridCol w:w="4320"/>
+        <w:gridCol w:w="4320"/>
+      </w:tblGrid>
+      <w:tr>
+        <w:tc>
+          <w:tcPr>
+            <w:tcW w:type="dxa" w:w="4320"/>
+          </w:tcPr>
+          <w:p>
+            <w:r>
+              <w:rPr>
+                <w:b/>
+              </w:rPr>
+              <w:t>Setting</w:t>
+            </w:r>
+          </w:p>
+        </w:tc>
+        <w:tc>
+          <w:tcPr>
+            <w:tcW w:type="dxa" w:w="4320"/>
+          </w:tcPr>
+          <w:p>
+            <w:r>
+              <w:rPr>
+                <w:b/>
+              </w:rPr>
+              <w:t>What it actually changes</w:t>
+            </w:r>
+          </w:p>
+        </w:tc>
+      </w:tr>
+      <w:tr>
+        <w:tc>
+          <w:tcPr>
+            <w:tcW w:type="dxa" w:w="4320"/>
+          </w:tcPr>
+          <w:p>
+            <w:r>
+              <w:rPr>
+                <w:rFonts w:ascii="Consolas" w:hAnsi="Consolas"/>
+                <w:color w:val="8A1C5C"/>
+                <w:sz w:val="19"/>
+              </w:rPr>
+              <w:t>agent_name</w:t>
+            </w:r>
+          </w:p>
+        </w:tc>
+        <w:tc>
+          <w:tcPr>
+            <w:tcW w:type="dxa" w:w="4320"/>
+          </w:tcPr>
+          <w:p>
+            <w:r>
+              <w:t>Injected into every LLM system prompt (</w:t>
+            </w:r>
+            <w:r>
+              <w:rPr>
+                <w:rFonts w:ascii="Consolas" w:hAnsi="Consolas"/>
+                <w:color w:val="8A1C5C"/>
+                <w:sz w:val="19"/>
+              </w:rPr>
+              <w:t>app/agent/llm.py</w:t>
+            </w:r>
+            <w:r>
+              <w:t xml:space="preserve">) </w:t>
+            </w:r>
+            <w:r>
+              <w:rPr>
+                <w:b/>
+              </w:rPr>
+              <w:t>and</w:t>
+            </w:r>
+            <w:r>
+              <w:t xml:space="preserve"> shown as the widget's display name via the public </w:t>
+            </w:r>
+            <w:r>
+              <w:rPr>
+                <w:rFonts w:ascii="Consolas" w:hAnsi="Consolas"/>
+                <w:color w:val="8A1C5C"/>
+                <w:sz w:val="19"/>
+              </w:rPr>
+              <w:t>GET /api/agent-config</w:t>
+            </w:r>
+            <w:r>
+              <w:t>.</w:t>
+            </w:r>
+          </w:p>
+        </w:tc>
+      </w:tr>
+      <w:tr>
+        <w:tc>
+          <w:tcPr>
+            <w:tcW w:type="dxa" w:w="4320"/>
+          </w:tcPr>
+          <w:p>
+            <w:r>
+              <w:rPr>
+                <w:rFonts w:ascii="Consolas" w:hAnsi="Consolas"/>
+                <w:color w:val="8A1C5C"/>
+                <w:sz w:val="19"/>
+              </w:rPr>
+              <w:t>enabled_languages</w:t>
+            </w:r>
+          </w:p>
+        </w:tc>
+        <w:tc>
+          <w:tcPr>
+            <w:tcW w:type="dxa" w:w="4320"/>
+          </w:tcPr>
+          <w:p>
+            <w:r>
+              <w:t xml:space="preserve">Gates </w:t>
+            </w:r>
+            <w:r>
+              <w:rPr>
+                <w:rFonts w:ascii="Consolas" w:hAnsi="Consolas"/>
+                <w:color w:val="8A1C5C"/>
+                <w:sz w:val="19"/>
+              </w:rPr>
+              <w:t>app/i18n._norm</w:t>
+            </w:r>
+            <w:r>
+              <w:t xml:space="preserve">: a disabled language a user picks falls back to the default, and the widget hides it from the switcher (same </w:t>
+            </w:r>
+            <w:r>
+              <w:rPr>
+                <w:rFonts w:ascii="Consolas" w:hAnsi="Consolas"/>
+                <w:color w:val="8A1C5C"/>
+                <w:sz w:val="19"/>
+              </w:rPr>
+              <w:t>/api/agent-config</w:t>
+            </w:r>
+            <w:r>
+              <w:t>). The default language can never be switched off.</w:t>
+            </w:r>
+          </w:p>
+        </w:tc>
+      </w:tr>
+      <w:tr>
+        <w:tc>
+          <w:tcPr>
+            <w:tcW w:type="dxa" w:w="4320"/>
+          </w:tcPr>
+          <w:p>
+            <w:r>
+              <w:rPr>
+                <w:rFonts w:ascii="Consolas" w:hAnsi="Consolas"/>
+                <w:color w:val="8A1C5C"/>
+                <w:sz w:val="19"/>
+              </w:rPr>
+              <w:t>auto_create_lead</w:t>
+            </w:r>
+          </w:p>
+        </w:tc>
+        <w:tc>
+          <w:tcPr>
+            <w:tcW w:type="dxa" w:w="4320"/>
+          </w:tcPr>
+          <w:p>
+            <w:r>
+              <w:t xml:space="preserve">When off, a </w:t>
+            </w:r>
+            <w:r>
+              <w:rPr>
+                <w:rFonts w:ascii="Consolas" w:hAnsi="Consolas"/>
+                <w:color w:val="8A1C5C"/>
+                <w:sz w:val="19"/>
+              </w:rPr>
+              <w:t>sell</w:t>
+            </w:r>
+            <w:r>
+              <w:t xml:space="preserve"> outcome still closes the conversation but creates no CRM lead / RFQ / division email (</w:t>
+            </w:r>
+            <w:r>
+              <w:rPr>
+                <w:rFonts w:ascii="Consolas" w:hAnsi="Consolas"/>
+                <w:color w:val="8A1C5C"/>
+                <w:sz w:val="19"/>
+              </w:rPr>
+              <w:t>app/sideeffects/handlers.handle_sell</w:t>
+            </w:r>
+            <w:r>
+              <w:t>).</w:t>
+            </w:r>
+          </w:p>
+        </w:tc>
+      </w:tr>
+      <w:tr>
+        <w:tc>
+          <w:tcPr>
+            <w:tcW w:type="dxa" w:w="4320"/>
+          </w:tcPr>
+          <w:p>
+            <w:r>
+              <w:rPr>
+                <w:rFonts w:ascii="Consolas" w:hAnsi="Consolas"/>
+                <w:color w:val="8A1C5C"/>
+                <w:sz w:val="19"/>
+              </w:rPr>
+              <w:t>require_confidence_threshold</w:t>
+            </w:r>
+          </w:p>
+        </w:tc>
+        <w:tc>
+          <w:tcPr>
+            <w:tcW w:type="dxa" w:w="4320"/>
+          </w:tcPr>
+          <w:p>
+            <w:r>
+              <w:t>When off, the post-sales fix gate stops escalating low-confidence fixes to a human (</w:t>
+            </w:r>
+            <w:r>
+              <w:rPr>
+                <w:rFonts w:ascii="Consolas" w:hAnsi="Consolas"/>
+                <w:color w:val="8A1C5C"/>
+                <w:sz w:val="19"/>
+              </w:rPr>
+              <w:t>postsales_fix_gate.py</w:t>
+            </w:r>
+            <w:r>
+              <w:t>).</w:t>
+            </w:r>
+          </w:p>
+        </w:tc>
+      </w:tr>
+    </w:tbl>
+    <w:p>
+      <w:pPr>
+        <w:spacing w:after="40"/>
+      </w:pPr>
+    </w:p>
+    <w:p>
+      <w:r>
+        <w:t xml:space="preserve">The admin reads/writes it through </w:t>
+      </w:r>
+      <w:r>
+        <w:rPr>
+          <w:rFonts w:ascii="Consolas" w:hAnsi="Consolas"/>
+          <w:color w:val="8A1C5C"/>
+          <w:sz w:val="19"/>
+        </w:rPr>
+        <w:t>GET</w:t>
+      </w:r>
+      <w:r>
+        <w:t>/</w:t>
+      </w:r>
+      <w:r>
+        <w:rPr>
+          <w:rFonts w:ascii="Consolas" w:hAnsi="Consolas"/>
+          <w:color w:val="8A1C5C"/>
+          <w:sz w:val="19"/>
+        </w:rPr>
+        <w:t>PUT /admin/api/agent-settings</w:t>
+      </w:r>
+      <w:r>
+        <w:t xml:space="preserve"> (the write needs </w:t>
+      </w:r>
+      <w:r>
+        <w:rPr>
+          <w:rFonts w:ascii="Consolas" w:hAnsi="Consolas"/>
+          <w:color w:val="8A1C5C"/>
+          <w:sz w:val="19"/>
+        </w:rPr>
+        <w:t>settings.write</w:t>
+      </w:r>
+      <w:r>
+        <w:t xml:space="preserve"> + CSRF and is audit-logged). This is the cleanest example of the console reaching into the running agent — settings flow one way (admin → file → agent) with the file as the single source of truth.</w:t>
+      </w:r>
+    </w:p>
+    <w:p>
+      <w:pPr>
+        <w:pStyle w:val="Heading2"/>
+      </w:pPr>
+      <w:r>
+        <w:t>Backups and restart</w:t>
+      </w:r>
+    </w:p>
+    <w:p>
+      <w:r>
+        <w:rPr>
+          <w:rFonts w:ascii="Consolas" w:hAnsi="Consolas"/>
+          <w:color w:val="8A1C5C"/>
+          <w:sz w:val="19"/>
+        </w:rPr>
+        <w:t>app/admin/backup.py</w:t>
+      </w:r>
+      <w:r>
+        <w:t xml:space="preserve"> powers </w:t>
+      </w:r>
+      <w:r>
+        <w:rPr>
+          <w:rFonts w:ascii="Consolas" w:hAnsi="Consolas"/>
+          <w:color w:val="8A1C5C"/>
+          <w:sz w:val="19"/>
+        </w:rPr>
+        <w:t>POST /admin/api/backup</w:t>
+      </w:r>
+      <w:r>
+        <w:t xml:space="preserve"> (</w:t>
+      </w:r>
+      <w:r>
+        <w:rPr>
+          <w:rFonts w:ascii="Consolas" w:hAnsi="Consolas"/>
+          <w:color w:val="8A1C5C"/>
+          <w:sz w:val="19"/>
+        </w:rPr>
+        <w:t>backup.run</w:t>
+      </w:r>
+      <w:r>
+        <w:t xml:space="preserve">): it bundles a fresh seed export plus </w:t>
+      </w:r>
+      <w:r>
+        <w:rPr>
+          <w:rFonts w:ascii="Consolas" w:hAnsi="Consolas"/>
+          <w:color w:val="8A1C5C"/>
+          <w:sz w:val="19"/>
+        </w:rPr>
+        <w:t>routing.yaml</w:t>
+      </w:r>
+      <w:r>
+        <w:t xml:space="preserve">, </w:t>
+      </w:r>
+      <w:r>
+        <w:rPr>
+          <w:rFonts w:ascii="Consolas" w:hAnsi="Consolas"/>
+          <w:color w:val="8A1C5C"/>
+          <w:sz w:val="19"/>
+        </w:rPr>
+        <w:t>config.kofon.js</w:t>
+      </w:r>
+      <w:r>
+        <w:t xml:space="preserve">, and </w:t>
+      </w:r>
+      <w:r>
+        <w:rPr>
+          <w:rFonts w:ascii="Consolas" w:hAnsi="Consolas"/>
+          <w:color w:val="8A1C5C"/>
+          <w:sz w:val="19"/>
+        </w:rPr>
+        <w:t>agent_settings.json</w:t>
+      </w:r>
+      <w:r>
+        <w:t xml:space="preserve"> into a timestamped </w:t>
+      </w:r>
+      <w:r>
+        <w:rPr>
+          <w:rFonts w:ascii="Consolas" w:hAnsi="Consolas"/>
+          <w:color w:val="8A1C5C"/>
+          <w:sz w:val="19"/>
+        </w:rPr>
+        <w:t>tar.gz</w:t>
+      </w:r>
+      <w:r>
+        <w:t xml:space="preserve"> under </w:t>
+      </w:r>
+      <w:r>
+        <w:rPr>
+          <w:rFonts w:ascii="Consolas" w:hAnsi="Consolas"/>
+          <w:color w:val="8A1C5C"/>
+          <w:sz w:val="19"/>
+        </w:rPr>
+        <w:t>ADMIN_BACKUP_DIR</w:t>
+      </w:r>
+      <w:r>
+        <w:t xml:space="preserve">, listed and downloadable at </w:t>
+      </w:r>
+      <w:r>
+        <w:rPr>
+          <w:rFonts w:ascii="Consolas" w:hAnsi="Consolas"/>
+          <w:color w:val="8A1C5C"/>
+          <w:sz w:val="19"/>
+        </w:rPr>
+        <w:t>/admin/backups</w:t>
+      </w:r>
+      <w:r>
+        <w:t xml:space="preserve">. The restart endpoint is a stub returning 501 until a production supervisor is wired up — operators restart via </w:t>
+      </w:r>
+      <w:r>
+        <w:rPr>
+          <w:rFonts w:ascii="Consolas" w:hAnsi="Consolas"/>
+          <w:color w:val="8A1C5C"/>
+          <w:sz w:val="19"/>
+        </w:rPr>
+        <w:t>deploy.sh</w:t>
+      </w:r>
+      <w:r>
+        <w:t xml:space="preserve"> for now.</w:t>
+      </w:r>
+    </w:p>
+    <w:p>
+      <w:r>
+        <w:br w:type="page"/>
+      </w:r>
+    </w:p>
+    <w:p>
+      <w:r>
+        <w:br/>
+      </w:r>
+    </w:p>
+    <w:p>
+      <w:pPr>
+        <w:pStyle w:val="Heading1"/>
+      </w:pPr>
+      <w:r>
+        <w:t>18. Seed content and the loaders</w:t>
       </w:r>
     </w:p>
     <w:p>
@@ -9400,7 +11217,7 @@
         <w:pStyle w:val="Heading1"/>
       </w:pPr>
       <w:r>
-        <w:t>18. Deployment and project configuration</w:t>
+        <w:t>19. Deployment and project configuration</w:t>
       </w:r>
     </w:p>
     <w:p>
@@ -9837,7 +11654,7 @@
         <w:pStyle w:val="Heading1"/>
       </w:pPr>
       <w:r>
-        <w:t>19. Smoke tests</w:t>
+        <w:t>20. Smoke tests</w:t>
       </w:r>
     </w:p>
     <w:p>
@@ -9993,7 +11810,7 @@
         <w:pStyle w:val="Heading1"/>
       </w:pPr>
       <w:r>
-        <w:t>20. Maintenance cookbook</w:t>
+        <w:t>21. Maintenance cookbook</w:t>
       </w:r>
     </w:p>
     <w:p>
@@ -10862,6 +12679,156 @@
       </w:r>
       <w:r>
         <w:t>.</w:t>
+      </w:r>
+    </w:p>
+    <w:p>
+      <w:pPr>
+        <w:pStyle w:val="Heading3"/>
+      </w:pPr>
+      <w:r>
+        <w:t>Administer the console (admins, permissions, settings)</w:t>
+      </w:r>
+    </w:p>
+    <w:p>
+      <w:pPr>
+        <w:pStyle w:val="ListNumber"/>
+      </w:pPr>
+      <w:r>
+        <w:t xml:space="preserve">Create the first operator: </w:t>
+      </w:r>
+      <w:r>
+        <w:rPr>
+          <w:rFonts w:ascii="Consolas" w:hAnsi="Consolas"/>
+          <w:color w:val="8A1C5C"/>
+          <w:sz w:val="19"/>
+        </w:rPr>
+        <w:t>python -m app.admin.bootstrap</w:t>
+      </w:r>
+      <w:r>
+        <w:t xml:space="preserve"> (uses </w:t>
+      </w:r>
+      <w:r>
+        <w:rPr>
+          <w:rFonts w:ascii="Consolas" w:hAnsi="Consolas"/>
+          <w:color w:val="8A1C5C"/>
+          <w:sz w:val="19"/>
+        </w:rPr>
+        <w:t>ADMIN_BOOTSTRAP_*</w:t>
+      </w:r>
+      <w:r>
+        <w:t xml:space="preserve">), then add the rest from the SPA's User Permissions page or </w:t>
+      </w:r>
+      <w:r>
+        <w:rPr>
+          <w:rFonts w:ascii="Consolas" w:hAnsi="Consolas"/>
+          <w:color w:val="8A1C5C"/>
+          <w:sz w:val="19"/>
+        </w:rPr>
+        <w:t>/admin/users</w:t>
+      </w:r>
+      <w:r>
+        <w:t xml:space="preserve"> (needs </w:t>
+      </w:r>
+      <w:r>
+        <w:rPr>
+          <w:rFonts w:ascii="Consolas" w:hAnsi="Consolas"/>
+          <w:color w:val="8A1C5C"/>
+          <w:sz w:val="19"/>
+        </w:rPr>
+        <w:t>users.manage</w:t>
+      </w:r>
+      <w:r>
+        <w:t>).</w:t>
+      </w:r>
+    </w:p>
+    <w:p>
+      <w:pPr>
+        <w:pStyle w:val="ListNumber"/>
+      </w:pPr>
+      <w:r>
+        <w:t xml:space="preserve">Add a permission: extend </w:t>
+      </w:r>
+      <w:r>
+        <w:rPr>
+          <w:rFonts w:ascii="Consolas" w:hAnsi="Consolas"/>
+          <w:color w:val="8A1C5C"/>
+          <w:sz w:val="19"/>
+        </w:rPr>
+        <w:t>PERMISSIONS_ALL</w:t>
+      </w:r>
+      <w:r>
+        <w:t xml:space="preserve"> and the role bundles in </w:t>
+      </w:r>
+      <w:r>
+        <w:rPr>
+          <w:rFonts w:ascii="Consolas" w:hAnsi="Consolas"/>
+          <w:color w:val="8A1C5C"/>
+          <w:sz w:val="19"/>
+        </w:rPr>
+        <w:t>app/admin/security.py</w:t>
+      </w:r>
+      <w:r>
+        <w:t>, then gate the endpoint (</w:t>
+      </w:r>
+      <w:r>
+        <w:rPr>
+          <w:rFonts w:ascii="Consolas" w:hAnsi="Consolas"/>
+          <w:color w:val="8A1C5C"/>
+          <w:sz w:val="19"/>
+        </w:rPr>
+        <w:t>require_perm</w:t>
+      </w:r>
+      <w:r>
+        <w:t>) and the SPA nav entry.</w:t>
+      </w:r>
+    </w:p>
+    <w:p>
+      <w:pPr>
+        <w:pStyle w:val="ListNumber"/>
+      </w:pPr>
+      <w:r>
+        <w:t xml:space="preserve">Change bot behaviour from the console: the AI Agent Settings page (name, languages, auto-lead, confidence gate) writes </w:t>
+      </w:r>
+      <w:r>
+        <w:rPr>
+          <w:rFonts w:ascii="Consolas" w:hAnsi="Consolas"/>
+          <w:color w:val="8A1C5C"/>
+          <w:sz w:val="19"/>
+        </w:rPr>
+        <w:t>agent_settings.json</w:t>
+      </w:r>
+      <w:r>
+        <w:t>, which the agent reads live — see Chapter 17.</w:t>
+      </w:r>
+    </w:p>
+    <w:p>
+      <w:pPr>
+        <w:pStyle w:val="ListNumber"/>
+      </w:pPr>
+      <w:r>
+        <w:t xml:space="preserve">Translate a new admin string to Chinese: add it to the </w:t>
+      </w:r>
+      <w:r>
+        <w:rPr>
+          <w:rFonts w:ascii="Consolas" w:hAnsi="Consolas"/>
+          <w:color w:val="8A1C5C"/>
+          <w:sz w:val="19"/>
+        </w:rPr>
+        <w:t>zhText</w:t>
+      </w:r>
+      <w:r>
+        <w:t xml:space="preserve"> table in </w:t>
+      </w:r>
+      <w:r>
+        <w:rPr>
+          <w:rFonts w:ascii="Consolas" w:hAnsi="Consolas"/>
+          <w:color w:val="8A1C5C"/>
+          <w:sz w:val="19"/>
+        </w:rPr>
+        <w:t>app/admin/static/app.js</w:t>
+      </w:r>
+      <w:r>
+        <w:t xml:space="preserve"> (the SPA has its own translation layer).</w:t>
       </w:r>
     </w:p>
     <w:p/>

--- a/Kofon_Chatbot_Engineering_Manual.docx
+++ b/Kofon_Chatbot_Engineering_Manual.docx
@@ -9428,7 +9428,45 @@
               <w:t>/me</w:t>
             </w:r>
             <w:r>
-              <w:t xml:space="preserve"> (identity + permissions + CSRF), dashboard counts, conversations list/detail, products, KB, leads, users, audit, and agent-settings. Reads require </w:t>
+              <w:t xml:space="preserve"> (identity + permissions + CSRF), dashboard counts, conversations list/detail (with search + status + </w:t>
+            </w:r>
+            <w:r>
+              <w:rPr>
+                <w:b/>
+              </w:rPr>
+              <w:t>account/anonymous</w:t>
+            </w:r>
+            <w:r>
+              <w:t xml:space="preserve"> filters) and status updates, products, KB, leads, users, the </w:t>
+            </w:r>
+            <w:r>
+              <w:rPr>
+                <w:b/>
+              </w:rPr>
+              <w:t>audit feed</w:t>
+            </w:r>
+            <w:r>
+              <w:t xml:space="preserve"> (humanized action labels + a change summary built from the stored diff), agent-settings, and the </w:t>
+            </w:r>
+            <w:r>
+              <w:rPr>
+                <w:b/>
+              </w:rPr>
+              <w:t>agent-avatar upload</w:t>
+            </w:r>
+            <w:r>
+              <w:t xml:space="preserve"> (</w:t>
+            </w:r>
+            <w:r>
+              <w:rPr>
+                <w:rFonts w:ascii="Consolas" w:hAnsi="Consolas"/>
+                <w:color w:val="8A1C5C"/>
+                <w:sz w:val="19"/>
+              </w:rPr>
+              <w:t>POST /admin/api/agent-avatar</w:t>
+            </w:r>
+            <w:r>
+              <w:t xml:space="preserve">). Reads require </w:t>
             </w:r>
             <w:r>
               <w:rPr>
@@ -9439,7 +9477,7 @@
               <w:t>require_admin</w:t>
             </w:r>
             <w:r>
-              <w:t xml:space="preserve"> plus the relevant permission.</w:t>
+              <w:t xml:space="preserve"> plus the relevant permission; writes also need CSRF.</w:t>
             </w:r>
           </w:p>
         </w:tc>
@@ -9684,7 +9722,25 @@
         <w:t>preview</w:t>
       </w:r>
       <w:r>
-        <w:t xml:space="preserve"> (sample data behind a banner) until their backend lands. Charts are hand-rolled SVG — a line chart plus bar/pie views with a per-chart toggle, and the AI-resolution donut.</w:t>
+        <w:t xml:space="preserve"> (sample data behind a banner) or are functional </w:t>
+      </w:r>
+      <w:r>
+        <w:rPr>
+          <w:b/>
+        </w:rPr>
+        <w:t>mockups</w:t>
+      </w:r>
+      <w:r>
+        <w:t xml:space="preserve"> (e.g. Manual Takeover) until their backend lands. Charts are hand-rolled SVG — a line chart plus bar/pie views with a per-chart toggle, and the AI-resolution donut; bars are scaled so the leader fills the track and each row shows its share plus a running total. See </w:t>
+      </w:r>
+      <w:r>
+        <w:rPr>
+          <w:b/>
+        </w:rPr>
+        <w:t>Admin pages at a glance</w:t>
+      </w:r>
+      <w:r>
+        <w:t xml:space="preserve"> below for the per-page breakdown, and the later subsections on in-browser editing and exports.</w:t>
       </w:r>
     </w:p>
     <w:p>
@@ -10260,7 +10316,114 @@
         <w:t>settings.write</w:t>
       </w:r>
       <w:r>
-        <w:t xml:space="preserve"> + CSRF and is audit-logged). This is the cleanest example of the console reaching into the running agent — settings flow one way (admin → file → agent) with the file as the single source of truth.</w:t>
+        <w:t xml:space="preserve"> + CSRF and is audit-logged). This is the cleanest example of the console reaching into the running agent — settings flow one way (admin → file → agent) with the file as the single source of truth. English and Chinese are pinned </w:t>
+      </w:r>
+      <w:r>
+        <w:rPr>
+          <w:b/>
+        </w:rPr>
+        <w:t>always-on</w:t>
+      </w:r>
+      <w:r>
+        <w:t xml:space="preserve"> in the language list (the others toggle), and </w:t>
+      </w:r>
+      <w:r>
+        <w:rPr>
+          <w:rFonts w:ascii="Consolas" w:hAnsi="Consolas"/>
+          <w:color w:val="8A1C5C"/>
+          <w:sz w:val="19"/>
+        </w:rPr>
+        <w:t>agent_name</w:t>
+      </w:r>
+      <w:r>
+        <w:t xml:space="preserve"> now drives the widget's </w:t>
+      </w:r>
+      <w:r>
+        <w:rPr>
+          <w:b/>
+        </w:rPr>
+        <w:t>greeting</w:t>
+      </w:r>
+      <w:r>
+        <w:t xml:space="preserve"> as well as its header, via </w:t>
+      </w:r>
+      <w:r>
+        <w:rPr>
+          <w:rFonts w:ascii="Consolas" w:hAnsi="Consolas"/>
+          <w:color w:val="8A1C5C"/>
+          <w:sz w:val="19"/>
+        </w:rPr>
+        <w:t>{name}</w:t>
+      </w:r>
+      <w:r>
+        <w:t xml:space="preserve"> interpolation in </w:t>
+      </w:r>
+      <w:r>
+        <w:rPr>
+          <w:rFonts w:ascii="Consolas" w:hAnsi="Consolas"/>
+          <w:color w:val="8A1C5C"/>
+          <w:sz w:val="19"/>
+        </w:rPr>
+        <w:t>widget/i18n-extra.js</w:t>
+      </w:r>
+      <w:r>
+        <w:t>.</w:t>
+      </w:r>
+    </w:p>
+    <w:p>
+      <w:r>
+        <w:t xml:space="preserve">The same page sets the </w:t>
+      </w:r>
+      <w:r>
+        <w:rPr>
+          <w:b/>
+        </w:rPr>
+        <w:t>agent avatar</w:t>
+      </w:r>
+      <w:r>
+        <w:t xml:space="preserve">. The chosen image is validated client-side (square only), then posted to </w:t>
+      </w:r>
+      <w:r>
+        <w:rPr>
+          <w:rFonts w:ascii="Consolas" w:hAnsi="Consolas"/>
+          <w:color w:val="8A1C5C"/>
+          <w:sz w:val="19"/>
+        </w:rPr>
+        <w:t>POST /admin/api/agent-avatar</w:t>
+      </w:r>
+      <w:r>
+        <w:t xml:space="preserve">, which re-checks format and squareness with a tiny dependency-free PNG/JPEG header parser (no Pillow) and overwrites the single shared image </w:t>
+      </w:r>
+      <w:r>
+        <w:rPr>
+          <w:rFonts w:ascii="Consolas" w:hAnsi="Consolas"/>
+          <w:color w:val="8A1C5C"/>
+          <w:sz w:val="19"/>
+        </w:rPr>
+        <w:t>widget/agent-profilepic.jpeg</w:t>
+      </w:r>
+      <w:r>
+        <w:t xml:space="preserve">. Because the console </w:t>
+      </w:r>
+      <w:r>
+        <w:rPr>
+          <w:b/>
+        </w:rPr>
+        <w:t>and</w:t>
+      </w:r>
+      <w:r>
+        <w:t xml:space="preserve"> the customer widget both render that one file, a new avatar appears everywhere — the widget picks it up on its next load. This is the second place (after </w:t>
+      </w:r>
+      <w:r>
+        <w:rPr>
+          <w:rFonts w:ascii="Consolas" w:hAnsi="Consolas"/>
+          <w:color w:val="8A1C5C"/>
+          <w:sz w:val="19"/>
+        </w:rPr>
+        <w:t>agent_name</w:t>
+      </w:r>
+      <w:r>
+        <w:t>) where the console writes something the live widget consumes.</w:t>
       </w:r>
     </w:p>
     <w:p>
@@ -10381,6 +10544,835 @@
       </w:r>
       <w:r>
         <w:t xml:space="preserve"> for now.</w:t>
+      </w:r>
+    </w:p>
+    <w:p>
+      <w:pPr>
+        <w:pStyle w:val="Heading2"/>
+      </w:pPr>
+      <w:r>
+        <w:t>Admin pages at a glance</w:t>
+      </w:r>
+    </w:p>
+    <w:p>
+      <w:r>
+        <w:t xml:space="preserve">Each left-nav page and what currently backs it. </w:t>
+      </w:r>
+      <w:r>
+        <w:rPr>
+          <w:b/>
+        </w:rPr>
+        <w:t>Live</w:t>
+      </w:r>
+      <w:r>
+        <w:t xml:space="preserve"> = a real </w:t>
+      </w:r>
+      <w:r>
+        <w:rPr>
+          <w:rFonts w:ascii="Consolas" w:hAnsi="Consolas"/>
+          <w:color w:val="8A1C5C"/>
+          <w:sz w:val="19"/>
+        </w:rPr>
+        <w:t>admin_spa</w:t>
+      </w:r>
+      <w:r>
+        <w:t xml:space="preserve"> endpoint; </w:t>
+      </w:r>
+      <w:r>
+        <w:rPr>
+          <w:b/>
+        </w:rPr>
+        <w:t>session</w:t>
+      </w:r>
+      <w:r>
+        <w:t xml:space="preserve"> = functional in the browser but not yet persisted (resets on reload); </w:t>
+      </w:r>
+      <w:r>
+        <w:rPr>
+          <w:b/>
+        </w:rPr>
+        <w:t>preview/mockup</w:t>
+      </w:r>
+      <w:r>
+        <w:t xml:space="preserve"> = sample data behind a banner until the backend lands.</w:t>
+      </w:r>
+    </w:p>
+    <w:tbl>
+      <w:tblPr>
+        <w:tblStyle w:val="LightGrid-Accent1"/>
+        <w:tblW w:type="auto" w:w="0"/>
+        <w:jc w:val="center"/>
+        <w:tblLook w:firstColumn="1" w:firstRow="1" w:lastColumn="0" w:lastRow="0" w:noHBand="0" w:noVBand="1" w:val="04A0"/>
+      </w:tblPr>
+      <w:tblGrid>
+        <w:gridCol w:w="4320"/>
+        <w:gridCol w:w="4320"/>
+      </w:tblGrid>
+      <w:tr>
+        <w:tc>
+          <w:tcPr>
+            <w:tcW w:type="dxa" w:w="4320"/>
+          </w:tcPr>
+          <w:p>
+            <w:r>
+              <w:rPr>
+                <w:b/>
+              </w:rPr>
+              <w:t>Page</w:t>
+            </w:r>
+          </w:p>
+        </w:tc>
+        <w:tc>
+          <w:tcPr>
+            <w:tcW w:type="dxa" w:w="4320"/>
+          </w:tcPr>
+          <w:p>
+            <w:r>
+              <w:rPr>
+                <w:b/>
+              </w:rPr>
+              <w:t>What it is today</w:t>
+            </w:r>
+          </w:p>
+        </w:tc>
+      </w:tr>
+      <w:tr>
+        <w:tc>
+          <w:tcPr>
+            <w:tcW w:type="dxa" w:w="4320"/>
+          </w:tcPr>
+          <w:p>
+            <w:r>
+              <w:t>Dashboard</w:t>
+            </w:r>
+          </w:p>
+        </w:tc>
+        <w:tc>
+          <w:tcPr>
+            <w:tcW w:type="dxa" w:w="4320"/>
+          </w:tcPr>
+          <w:p>
+            <w:r>
+              <w:t xml:space="preserve">Live KPIs + the polling conversation feed. </w:t>
+            </w:r>
+            <w:r>
+              <w:rPr>
+                <w:b/>
+              </w:rPr>
+              <w:t>Export Report</w:t>
+            </w:r>
+            <w:r>
+              <w:t xml:space="preserve"> (CSV) and </w:t>
+            </w:r>
+            <w:r>
+              <w:rPr>
+                <w:b/>
+              </w:rPr>
+              <w:t>Daily Brief</w:t>
+            </w:r>
+            <w:r>
+              <w:t xml:space="preserve"> (a whole-console PDF, see Exports).</w:t>
+            </w:r>
+          </w:p>
+        </w:tc>
+      </w:tr>
+      <w:tr>
+        <w:tc>
+          <w:tcPr>
+            <w:tcW w:type="dxa" w:w="4320"/>
+          </w:tcPr>
+          <w:p>
+            <w:r>
+              <w:t>User Conversations</w:t>
+            </w:r>
+          </w:p>
+        </w:tc>
+        <w:tc>
+          <w:tcPr>
+            <w:tcW w:type="dxa" w:w="4320"/>
+          </w:tcPr>
+          <w:p>
+            <w:r>
+              <w:t xml:space="preserve">Live list/detail; change status; search + status + </w:t>
+            </w:r>
+            <w:r>
+              <w:rPr>
+                <w:b/>
+              </w:rPr>
+              <w:t>account vs anonymous</w:t>
+            </w:r>
+            <w:r>
+              <w:t xml:space="preserve"> filters; </w:t>
+            </w:r>
+            <w:r>
+              <w:rPr>
+                <w:b/>
+              </w:rPr>
+              <w:t>Batch Export</w:t>
+            </w:r>
+            <w:r>
+              <w:t xml:space="preserve"> (CSV). With no signed-in users yet, the Account filter is correctly empty.</w:t>
+            </w:r>
+          </w:p>
+        </w:tc>
+      </w:tr>
+      <w:tr>
+        <w:tc>
+          <w:tcPr>
+            <w:tcW w:type="dxa" w:w="4320"/>
+          </w:tcPr>
+          <w:p>
+            <w:r>
+              <w:t>Manual Takeover</w:t>
+            </w:r>
+          </w:p>
+        </w:tc>
+        <w:tc>
+          <w:tcPr>
+            <w:tcW w:type="dxa" w:w="4320"/>
+          </w:tcPr>
+          <w:p>
+            <w:r>
+              <w:rPr>
+                <w:b/>
+              </w:rPr>
+              <w:t>Mockup</w:t>
+            </w:r>
+            <w:r>
+              <w:t xml:space="preserve"> — there is no live push channel to the widget, so each session carries a self-contained demo transcript and the Take Over control only updates local state.</w:t>
+            </w:r>
+          </w:p>
+        </w:tc>
+      </w:tr>
+      <w:tr>
+        <w:tc>
+          <w:tcPr>
+            <w:tcW w:type="dxa" w:w="4320"/>
+          </w:tcPr>
+          <w:p>
+            <w:r>
+              <w:t>Product Management</w:t>
+            </w:r>
+          </w:p>
+        </w:tc>
+        <w:tc>
+          <w:tcPr>
+            <w:tcW w:type="dxa" w:w="4320"/>
+          </w:tcPr>
+          <w:p>
+            <w:r>
+              <w:t>Live catalog (</w:t>
+            </w:r>
+            <w:r>
+              <w:rPr>
+                <w:rFonts w:ascii="Consolas" w:hAnsi="Consolas"/>
+                <w:color w:val="8A1C5C"/>
+                <w:sz w:val="19"/>
+              </w:rPr>
+              <w:t>/content/products</w:t>
+            </w:r>
+            <w:r>
+              <w:t xml:space="preserve">, ~hundreds of SKUs in 6+ families). Products are </w:t>
+            </w:r>
+            <w:r>
+              <w:rPr>
+                <w:b/>
+              </w:rPr>
+              <w:t>editable</w:t>
+            </w:r>
+            <w:r>
+              <w:t xml:space="preserve"> in a modal; </w:t>
+            </w:r>
+            <w:r>
+              <w:rPr>
+                <w:b/>
+              </w:rPr>
+              <w:t>Add Category</w:t>
+            </w:r>
+            <w:r>
+              <w:t xml:space="preserve"> adds an (empty) family; </w:t>
+            </w:r>
+            <w:r>
+              <w:rPr>
+                <w:b/>
+              </w:rPr>
+              <w:t>Add Product</w:t>
+            </w:r>
+            <w:r>
+              <w:t xml:space="preserve"> is intentionally disabled with an explanation (catalog is import-fed).</w:t>
+            </w:r>
+          </w:p>
+        </w:tc>
+      </w:tr>
+      <w:tr>
+        <w:tc>
+          <w:tcPr>
+            <w:tcW w:type="dxa" w:w="4320"/>
+          </w:tcPr>
+          <w:p>
+            <w:r>
+              <w:t>Knowledge Base</w:t>
+            </w:r>
+          </w:p>
+        </w:tc>
+        <w:tc>
+          <w:tcPr>
+            <w:tcW w:type="dxa" w:w="4320"/>
+          </w:tcPr>
+          <w:p>
+            <w:r>
+              <w:t>Live document list (</w:t>
+            </w:r>
+            <w:r>
+              <w:rPr>
+                <w:rFonts w:ascii="Consolas" w:hAnsi="Consolas"/>
+                <w:color w:val="8A1C5C"/>
+                <w:sz w:val="19"/>
+              </w:rPr>
+              <w:t>/content/kb</w:t>
+            </w:r>
+            <w:r>
+              <w:t xml:space="preserve">); the </w:t>
+            </w:r>
+            <w:r>
+              <w:rPr>
+                <w:b/>
+              </w:rPr>
+              <w:t>Enable/Disable</w:t>
+            </w:r>
+            <w:r>
+              <w:t xml:space="preserve"> toggle works (session); the upload zone is a stub.</w:t>
+            </w:r>
+          </w:p>
+        </w:tc>
+      </w:tr>
+      <w:tr>
+        <w:tc>
+          <w:tcPr>
+            <w:tcW w:type="dxa" w:w="4320"/>
+          </w:tcPr>
+          <w:p>
+            <w:r>
+              <w:t>FAQ Management</w:t>
+            </w:r>
+          </w:p>
+        </w:tc>
+        <w:tc>
+          <w:tcPr>
+            <w:tcW w:type="dxa" w:w="4320"/>
+          </w:tcPr>
+          <w:p>
+            <w:r>
+              <w:rPr>
+                <w:b/>
+              </w:rPr>
+              <w:t>Session</w:t>
+            </w:r>
+            <w:r>
+              <w:t xml:space="preserve"> add / edit / delete (Edit + Delete columns; no enable toggle); no backend yet.</w:t>
+            </w:r>
+          </w:p>
+        </w:tc>
+      </w:tr>
+      <w:tr>
+        <w:tc>
+          <w:tcPr>
+            <w:tcW w:type="dxa" w:w="4320"/>
+          </w:tcPr>
+          <w:p>
+            <w:r>
+              <w:t>AI Agent Settings</w:t>
+            </w:r>
+          </w:p>
+        </w:tc>
+        <w:tc>
+          <w:tcPr>
+            <w:tcW w:type="dxa" w:w="4320"/>
+          </w:tcPr>
+          <w:p>
+            <w:r>
+              <w:rPr>
+                <w:b/>
+              </w:rPr>
+              <w:t>Live</w:t>
+            </w:r>
+            <w:r>
+              <w:t xml:space="preserve"> — writes </w:t>
+            </w:r>
+            <w:r>
+              <w:rPr>
+                <w:rFonts w:ascii="Consolas" w:hAnsi="Consolas"/>
+                <w:color w:val="8A1C5C"/>
+                <w:sz w:val="19"/>
+              </w:rPr>
+              <w:t>agent_settings.json</w:t>
+            </w:r>
+            <w:r>
+              <w:t xml:space="preserve"> and overwrites the shared avatar file. The one page that changes how the bot behaves.</w:t>
+            </w:r>
+          </w:p>
+        </w:tc>
+      </w:tr>
+      <w:tr>
+        <w:tc>
+          <w:tcPr>
+            <w:tcW w:type="dxa" w:w="4320"/>
+          </w:tcPr>
+          <w:p>
+            <w:r>
+              <w:t>Customers &amp; Leads</w:t>
+            </w:r>
+          </w:p>
+        </w:tc>
+        <w:tc>
+          <w:tcPr>
+            <w:tcW w:type="dxa" w:w="4320"/>
+          </w:tcPr>
+          <w:p>
+            <w:r>
+              <w:rPr>
+                <w:b/>
+              </w:rPr>
+              <w:t>Preview</w:t>
+            </w:r>
+            <w:r>
+              <w:t xml:space="preserve"> — needs real user accounts; shown behind a banner.</w:t>
+            </w:r>
+          </w:p>
+        </w:tc>
+      </w:tr>
+      <w:tr>
+        <w:tc>
+          <w:tcPr>
+            <w:tcW w:type="dxa" w:w="4320"/>
+          </w:tcPr>
+          <w:p>
+            <w:r>
+              <w:t>Analytics</w:t>
+            </w:r>
+          </w:p>
+        </w:tc>
+        <w:tc>
+          <w:tcPr>
+            <w:tcW w:type="dxa" w:w="4320"/>
+          </w:tcPr>
+          <w:p>
+            <w:r>
+              <w:t xml:space="preserve">Live metrics + charts. </w:t>
+            </w:r>
+            <w:r>
+              <w:rPr>
+                <w:b/>
+              </w:rPr>
+              <w:t>Export Analytics</w:t>
+            </w:r>
+            <w:r>
+              <w:t xml:space="preserve"> renders a multi-section PDF report (see Exports).</w:t>
+            </w:r>
+          </w:p>
+        </w:tc>
+      </w:tr>
+      <w:tr>
+        <w:tc>
+          <w:tcPr>
+            <w:tcW w:type="dxa" w:w="4320"/>
+          </w:tcPr>
+          <w:p>
+            <w:r>
+              <w:t>Answer Review</w:t>
+            </w:r>
+          </w:p>
+        </w:tc>
+        <w:tc>
+          <w:tcPr>
+            <w:tcW w:type="dxa" w:w="4320"/>
+          </w:tcPr>
+          <w:p>
+            <w:r>
+              <w:t>Read-only audit of risky answers; correct/incorrect marks are client-side.</w:t>
+            </w:r>
+          </w:p>
+        </w:tc>
+      </w:tr>
+      <w:tr>
+        <w:tc>
+          <w:tcPr>
+            <w:tcW w:type="dxa" w:w="4320"/>
+          </w:tcPr>
+          <w:p>
+            <w:r>
+              <w:t>User Permissions</w:t>
+            </w:r>
+          </w:p>
+        </w:tc>
+        <w:tc>
+          <w:tcPr>
+            <w:tcW w:type="dxa" w:w="4320"/>
+          </w:tcPr>
+          <w:p>
+            <w:r>
+              <w:rPr>
+                <w:b/>
+              </w:rPr>
+              <w:t>Live</w:t>
+            </w:r>
+            <w:r>
+              <w:t xml:space="preserve"> — list admins, create/disable (via </w:t>
+            </w:r>
+            <w:r>
+              <w:rPr>
+                <w:rFonts w:ascii="Consolas" w:hAnsi="Consolas"/>
+                <w:color w:val="8A1C5C"/>
+                <w:sz w:val="19"/>
+              </w:rPr>
+              <w:t>admin_api</w:t>
+            </w:r>
+            <w:r>
+              <w:t>, CSRF-guarded). Role cards summarize scope.</w:t>
+            </w:r>
+          </w:p>
+        </w:tc>
+      </w:tr>
+      <w:tr>
+        <w:tc>
+          <w:tcPr>
+            <w:tcW w:type="dxa" w:w="4320"/>
+          </w:tcPr>
+          <w:p>
+            <w:r>
+              <w:t>System Settings</w:t>
+            </w:r>
+          </w:p>
+        </w:tc>
+        <w:tc>
+          <w:tcPr>
+            <w:tcW w:type="dxa" w:w="4320"/>
+          </w:tcPr>
+          <w:p>
+            <w:r>
+              <w:rPr>
+                <w:b/>
+              </w:rPr>
+              <w:t>Preview</w:t>
+            </w:r>
+            <w:r>
+              <w:t xml:space="preserve"> — integrations / security / retention are mock controls.</w:t>
+            </w:r>
+          </w:p>
+        </w:tc>
+      </w:tr>
+      <w:tr>
+        <w:tc>
+          <w:tcPr>
+            <w:tcW w:type="dxa" w:w="4320"/>
+          </w:tcPr>
+          <w:p>
+            <w:r>
+              <w:t>Operation Logs</w:t>
+            </w:r>
+          </w:p>
+        </w:tc>
+        <w:tc>
+          <w:tcPr>
+            <w:tcW w:type="dxa" w:w="4320"/>
+          </w:tcPr>
+          <w:p>
+            <w:r>
+              <w:rPr>
+                <w:b/>
+              </w:rPr>
+              <w:t>Live</w:t>
+            </w:r>
+            <w:r>
+              <w:t xml:space="preserve"> audit feed with humanized actions and a per-row change summary.</w:t>
+            </w:r>
+          </w:p>
+        </w:tc>
+      </w:tr>
+    </w:tbl>
+    <w:p>
+      <w:pPr>
+        <w:spacing w:after="40"/>
+      </w:pPr>
+    </w:p>
+    <w:p>
+      <w:pPr>
+        <w:pStyle w:val="Heading2"/>
+      </w:pPr>
+      <w:r>
+        <w:t>In-browser editing (session-scoped)</w:t>
+      </w:r>
+    </w:p>
+    <w:p>
+      <w:r>
+        <w:t xml:space="preserve">Several catalog/content edits are wired as </w:t>
+      </w:r>
+      <w:r>
+        <w:rPr>
+          <w:b/>
+        </w:rPr>
+        <w:t>functional previews</w:t>
+      </w:r>
+      <w:r>
+        <w:t xml:space="preserve">: they mutate the SPA's in-memory state and re-render immediately, but have </w:t>
+      </w:r>
+      <w:r>
+        <w:rPr>
+          <w:b/>
+        </w:rPr>
+        <w:t>no backend write yet</w:t>
+      </w:r>
+      <w:r>
+        <w:t xml:space="preserve">, so they reset on reload. This covers FAQ add/edit/delete, product edits, newly-added product categories, and the Knowledge Base Enable/Disable toggle. They exist so the UX is real ahead of the endpoints. Contrast the genuinely </w:t>
+      </w:r>
+      <w:r>
+        <w:rPr>
+          <w:b/>
+        </w:rPr>
+        <w:t>persisted</w:t>
+      </w:r>
+      <w:r>
+        <w:t xml:space="preserve"> writes, which all go through a CSRF-guarded endpoint and are audit-logged: agent settings, the agent avatar, admin users, and conversation status. When adding a backend for one of the session-scoped features, replace the local mutation with the same </w:t>
+      </w:r>
+      <w:r>
+        <w:rPr>
+          <w:rFonts w:ascii="Consolas" w:hAnsi="Consolas"/>
+          <w:color w:val="8A1C5C"/>
+          <w:sz w:val="19"/>
+        </w:rPr>
+        <w:t>api()</w:t>
+      </w:r>
+      <w:r>
+        <w:t xml:space="preserve"> + CSRF pattern the persisted ones use.</w:t>
+      </w:r>
+    </w:p>
+    <w:p>
+      <w:pPr>
+        <w:pStyle w:val="Heading2"/>
+      </w:pPr>
+      <w:r>
+        <w:t>Client-side exports: CSV and PDF reports</w:t>
+      </w:r>
+    </w:p>
+    <w:p>
+      <w:r>
+        <w:t xml:space="preserve">Export buttons build their files </w:t>
+      </w:r>
+      <w:r>
+        <w:rPr>
+          <w:b/>
+        </w:rPr>
+        <w:t>in the browser</w:t>
+      </w:r>
+      <w:r>
+        <w:t xml:space="preserve"> — no server round-trip — which keeps them working offline and avoids a print-dialog detour. CSV exports (Dashboard </w:t>
+      </w:r>
+      <w:r>
+        <w:rPr>
+          <w:b/>
+        </w:rPr>
+        <w:t>Export Report</w:t>
+      </w:r>
+      <w:r>
+        <w:t xml:space="preserve">, Conversations </w:t>
+      </w:r>
+      <w:r>
+        <w:rPr>
+          <w:b/>
+        </w:rPr>
+        <w:t>Batch Export</w:t>
+      </w:r>
+      <w:r>
+        <w:t xml:space="preserve">, Operation Logs </w:t>
+      </w:r>
+      <w:r>
+        <w:rPr>
+          <w:b/>
+        </w:rPr>
+        <w:t>Download CSV</w:t>
+      </w:r>
+      <w:r>
+        <w:t xml:space="preserve">) go through a small </w:t>
+      </w:r>
+      <w:r>
+        <w:rPr>
+          <w:rFonts w:ascii="Consolas" w:hAnsi="Consolas"/>
+          <w:color w:val="8A1C5C"/>
+          <w:sz w:val="19"/>
+        </w:rPr>
+        <w:t>toCsv</w:t>
+      </w:r>
+      <w:r>
+        <w:t xml:space="preserve"> / </w:t>
+      </w:r>
+      <w:r>
+        <w:rPr>
+          <w:rFonts w:ascii="Consolas" w:hAnsi="Consolas"/>
+          <w:color w:val="8A1C5C"/>
+          <w:sz w:val="19"/>
+        </w:rPr>
+        <w:t>downloadCsv</w:t>
+      </w:r>
+      <w:r>
+        <w:t xml:space="preserve"> helper that prepends a UTF-8 BOM so Excel renders Chinese correctly.</w:t>
+      </w:r>
+    </w:p>
+    <w:p>
+      <w:r>
+        <w:t xml:space="preserve">The two </w:t>
+      </w:r>
+      <w:r>
+        <w:rPr>
+          <w:b/>
+        </w:rPr>
+        <w:t>PDF</w:t>
+      </w:r>
+      <w:r>
+        <w:t xml:space="preserve"> exports — the Analytics </w:t>
+      </w:r>
+      <w:r>
+        <w:rPr>
+          <w:b/>
+        </w:rPr>
+        <w:t>Export Analytics</w:t>
+      </w:r>
+      <w:r>
+        <w:t xml:space="preserve"> report and the Dashboard </w:t>
+      </w:r>
+      <w:r>
+        <w:rPr>
+          <w:b/>
+        </w:rPr>
+        <w:t>Daily Brief</w:t>
+      </w:r>
+      <w:r>
+        <w:t xml:space="preserve"> — share a dependency-free vector PDF builder (</w:t>
+      </w:r>
+      <w:r>
+        <w:rPr>
+          <w:rFonts w:ascii="Consolas" w:hAnsi="Consolas"/>
+          <w:color w:val="8A1C5C"/>
+          <w:sz w:val="19"/>
+        </w:rPr>
+        <w:t>_createPdf</w:t>
+      </w:r>
+      <w:r>
+        <w:t xml:space="preserve"> in </w:t>
+      </w:r>
+      <w:r>
+        <w:rPr>
+          <w:rFonts w:ascii="Consolas" w:hAnsi="Consolas"/>
+          <w:color w:val="8A1C5C"/>
+          <w:sz w:val="19"/>
+        </w:rPr>
+        <w:t>app.js</w:t>
+      </w:r>
+      <w:r>
+        <w:t xml:space="preserve">). It emits PDF text/line/rect/arc primitives with the built-in Helvetica fonts to draw rounded KPI cards, a resolution donut, an area trend line, and bar charts, then downloads the result as a Blob. The whole file is kept </w:t>
+      </w:r>
+      <w:r>
+        <w:rPr>
+          <w:b/>
+        </w:rPr>
+        <w:t>ASCII</w:t>
+      </w:r>
+      <w:r>
+        <w:t xml:space="preserve"> so string offsets equal byte offsets and the cross-reference table stays valid. No external library is used (the host is in China, where CDN-hosted libraries are unreliable), and unlike </w:t>
+      </w:r>
+      <w:r>
+        <w:rPr>
+          <w:rFonts w:ascii="Consolas" w:hAnsi="Consolas"/>
+          <w:color w:val="8A1C5C"/>
+          <w:sz w:val="19"/>
+        </w:rPr>
+        <w:t>window.print()</w:t>
+      </w:r>
+      <w:r>
+        <w:t xml:space="preserve"> it produces a real downloadable file. The </w:t>
+      </w:r>
+      <w:r>
+        <w:rPr>
+          <w:b/>
+        </w:rPr>
+        <w:t>Daily Brief</w:t>
+      </w:r>
+      <w:r>
+        <w:t xml:space="preserve"> is a whole-console snapshot — it first loads the real catalog, audit log, and admin roster, then reports today's KPIs plus a section per area (conversations, AI quality, demand, sales, content, catalog, team, agent config, recent operations). The </w:t>
+      </w:r>
+      <w:r>
+        <w:rPr>
+          <w:b/>
+        </w:rPr>
+        <w:t>Analytics</w:t>
+      </w:r>
+      <w:r>
+        <w:t xml:space="preserve"> report mirrors the Analytics tab. To extend either, add a section using the builder's helpers (</w:t>
+      </w:r>
+      <w:r>
+        <w:rPr>
+          <w:rFonts w:ascii="Consolas" w:hAnsi="Consolas"/>
+          <w:color w:val="8A1C5C"/>
+          <w:sz w:val="19"/>
+        </w:rPr>
+        <w:t>heading</w:t>
+      </w:r>
+      <w:r>
+        <w:t xml:space="preserve">, </w:t>
+      </w:r>
+      <w:r>
+        <w:rPr>
+          <w:rFonts w:ascii="Consolas" w:hAnsi="Consolas"/>
+          <w:color w:val="8A1C5C"/>
+          <w:sz w:val="19"/>
+        </w:rPr>
+        <w:t>kpiGrid</w:t>
+      </w:r>
+      <w:r>
+        <w:t xml:space="preserve">, </w:t>
+      </w:r>
+      <w:r>
+        <w:rPr>
+          <w:rFonts w:ascii="Consolas" w:hAnsi="Consolas"/>
+          <w:color w:val="8A1C5C"/>
+          <w:sz w:val="19"/>
+        </w:rPr>
+        <w:t>bars</w:t>
+      </w:r>
+      <w:r>
+        <w:t xml:space="preserve">, </w:t>
+      </w:r>
+      <w:r>
+        <w:rPr>
+          <w:rFonts w:ascii="Consolas" w:hAnsi="Consolas"/>
+          <w:color w:val="8A1C5C"/>
+          <w:sz w:val="19"/>
+        </w:rPr>
+        <w:t>lineChart</w:t>
+      </w:r>
+      <w:r>
+        <w:t xml:space="preserve">, </w:t>
+      </w:r>
+      <w:r>
+        <w:rPr>
+          <w:rFonts w:ascii="Consolas" w:hAnsi="Consolas"/>
+          <w:color w:val="8A1C5C"/>
+          <w:sz w:val="19"/>
+        </w:rPr>
+        <w:t>table</w:t>
+      </w:r>
+      <w:r>
+        <w:t xml:space="preserve">, </w:t>
+      </w:r>
+      <w:r>
+        <w:rPr>
+          <w:rFonts w:ascii="Consolas" w:hAnsi="Consolas"/>
+          <w:color w:val="8A1C5C"/>
+          <w:sz w:val="19"/>
+        </w:rPr>
+        <w:t>donut</w:t>
+      </w:r>
+      <w:r>
+        <w:t>).</w:t>
       </w:r>
     </w:p>
     <w:p>
